--- a/CÔNG TY TNHH TÍN ANH/TinAnh_ChuyenDoiLoaiHinhDN/TinAnh_DeNghi_MauSo3_DaDien.docx
+++ b/CÔNG TY TNHH TÍN ANH/TinAnh_ChuyenDoiLoaiHinhDN/TinAnh_DeNghi_MauSo3_DaDien.docx
@@ -203,7 +203,7 @@
           <w:sz w:val="26"/>
           <w:szCs w:val="26"/>
         </w:rPr>
-        <w:t>5</w:t>
+        <w:t>23</w:t>
       </w:r>
       <w:r>
         <w:rPr>
@@ -230,7 +230,7 @@
           <w:sz w:val="26"/>
           <w:szCs w:val="26"/>
         </w:rPr>
-        <w:t>2</w:t>
+        <w:t>3</w:t>
       </w:r>
       <w:r>
         <w:rPr>
@@ -421,7 +421,7 @@
           <w:szCs w:val="28"/>
           <w:lang w:eastAsia="zh-CN"/>
         </w:rPr>
-        <w:t>TRẦN NGỌC NHÂN</w:t>
+        <w:t>HÀ THỊ NGỌC TRINH</w:t>
       </w:r>
     </w:p>
     <w:p>
@@ -454,7 +454,7 @@
           <w:sz w:val="28"/>
           <w:szCs w:val="28"/>
         </w:rPr>
-        <w:t>28/02/1989</w:t>
+        <w:t>26/01/1992</w:t>
       </w:r>
     </w:p>
     <w:p>
@@ -487,7 +487,7 @@
           <w:sz w:val="28"/>
           <w:szCs w:val="28"/>
         </w:rPr>
-        <w:t>Nam</w:t>
+        <w:t>Nữ</w:t>
       </w:r>
     </w:p>
     <w:p>
@@ -525,7 +525,7 @@
           <w:sz w:val="28"/>
           <w:szCs w:val="28"/>
         </w:rPr>
-        <w:t>051089009598</w:t>
+        <w:t>052192021204</w:t>
       </w:r>
     </w:p>
     <w:p>
@@ -591,7 +591,16 @@
           <w:sz w:val="28"/>
           <w:szCs w:val="28"/>
         </w:rPr>
-        <w:t>Số nhà/phòng, ngách/hẻm, ngõ/kiệt, đường/phố/đại lộ, tổ/xóm/ấp/thôn: Số 97 đường số 3, khu phố Nhị Đồng 1</w:t>
+        <w:t xml:space="preserve">Số nhà/phòng, ngách/hẻm, ngõ/kiệt, đường/phố/đại lộ, tổ/xóm/ấp/thôn: </w:t>
+      </w:r>
+      <w:r>
+        <w:rPr>
+          <w:rFonts w:ascii="Times New Roman" w:eastAsia="Calibri" w:hAnsi="Times New Roman" w:cs="Times New Roman"/>
+          <w:spacing w:val="-8"/>
+          <w:sz w:val="28"/>
+          <w:szCs w:val="28"/>
+        </w:rPr>
+        <w:t>Đội 1, Thôn Vân Triêm</w:t>
       </w:r>
     </w:p>
     <w:p>
@@ -618,7 +627,7 @@
           <w:sz w:val="28"/>
           <w:szCs w:val="28"/>
         </w:rPr>
-        <w:t>Phường Dĩ An</w:t>
+        <w:t>Xã Ngô Mây</w:t>
       </w:r>
     </w:p>
     <w:p>
@@ -656,7 +665,7 @@
           <w:sz w:val="28"/>
           <w:szCs w:val="28"/>
         </w:rPr>
-        <w:t>Thành phố Hồ Chí Minh</w:t>
+        <w:t>Tỉnh Gia Lai</w:t>
       </w:r>
     </w:p>
     <w:p>
@@ -758,7 +767,7 @@
           <w:sz w:val="28"/>
           <w:szCs w:val="28"/>
         </w:rPr>
-        <w:t>0933.550.224</w:t>
+        <w:t xml:space="preserve"> </w:t>
       </w:r>
       <w:r>
         <w:rPr>
@@ -2579,7 +2588,7 @@
           <w:szCs w:val="28"/>
           <w:lang w:eastAsia="zh-CN"/>
         </w:rPr>
-        <w:t>CÔNG TY TNHH CÔNG NGHỆ VÀ GIẢI PHÁP VÙNG ĐẤT KỸ THUẬT SỐ.</w:t>
+        <w:t>CÔNG TY TNHH SẢN XUẤT THƯƠNG MẠI DỊCH VỤ TÍN ANH</w:t>
       </w:r>
     </w:p>
     <w:p>
@@ -2614,7 +2623,7 @@
           <w:szCs w:val="28"/>
           <w:lang w:eastAsia="zh-CN"/>
         </w:rPr>
-        <w:t>3703089575</w:t>
+        <w:t>3702754130</w:t>
       </w:r>
     </w:p>
     <w:p>
@@ -5147,7 +5156,7 @@
           <w:szCs w:val="28"/>
           <w:lang w:eastAsia="zh-CN"/>
         </w:rPr>
-        <w:t>CÔNG TY TNHH CÔNG NGHỆ VÀ GIẢI PHÁP VÙNG ĐẤT KỸ THUẬT SỐ.</w:t>
+        <w:t>CÔNG TY TNHH SẢN XUẤT THƯƠNG MẠI DỊCH VỤ TÍN ANH</w:t>
       </w:r>
     </w:p>
     <w:p>
@@ -5299,7 +5308,7 @@
           <w:sz w:val="28"/>
           <w:szCs w:val="28"/>
         </w:rPr>
-        <w:t>Số 25 đường Trần Nguyên Hãn, khu phố Thắng Lợi 2</w:t>
+        <w:t>16C/1 đường Bùi Hữu Nghĩa, khu phố Bình Đáng</w:t>
       </w:r>
     </w:p>
     <w:p>
@@ -5327,7 +5336,7 @@
           <w:sz w:val="28"/>
           <w:szCs w:val="28"/>
         </w:rPr>
-        <w:t>Phường Dĩ An</w:t>
+        <w:t>Phường Bình Hòa</w:t>
       </w:r>
     </w:p>
     <w:p>
@@ -5391,7 +5400,7 @@
           <w:szCs w:val="28"/>
           <w:lang w:eastAsia="zh-CN"/>
         </w:rPr>
-        <w:t>0933.550.224</w:t>
+        <w:t>0972338669</w:t>
       </w:r>
       <w:r>
         <w:rPr>
@@ -5481,13 +5490,24 @@
         </w:rPr>
         <w:t xml:space="preserve">): </w:t>
       </w:r>
+      <w:hyperlink r:id="rId7" w:history="1">
+        <w:r>
+          <w:rPr>
+            <w:rStyle w:val="Hyperlink"/>
+            <w:rFonts w:ascii="Times New Roman" w:eastAsia="Calibri" w:hAnsi="Times New Roman" w:cs="Times New Roman"/>
+            <w:sz w:val="28"/>
+            <w:szCs w:val="28"/>
+          </w:rPr>
+          <w:t>tinanhbk@gmail.com</w:t>
+        </w:r>
+      </w:hyperlink>
       <w:r>
         <w:rPr>
           <w:rFonts w:ascii="Times New Roman" w:eastAsia="Calibri" w:hAnsi="Times New Roman" w:cs="Times New Roman"/>
           <w:sz w:val="28"/>
           <w:szCs w:val="28"/>
         </w:rPr>
-        <w:tab/>
+        <w:t xml:space="preserve"> </w:t>
       </w:r>
       <w:r>
         <w:rPr>
@@ -6423,49 +6443,47 @@
     </w:p>
     <w:tbl>
       <w:tblPr>
+        <w:tblStyle w:val="TableGrid2"/>
         <w:tblW w:w="0" w:type="auto"/>
         <w:jc w:val="center"/>
-        <w:tblBorders>
-          <w:top w:val="single" w:sz="4" w:space="0" w:color="000000"/>
-          <w:left w:val="single" w:sz="4" w:space="0" w:color="000000"/>
-          <w:bottom w:val="single" w:sz="4" w:space="0" w:color="000000"/>
-          <w:right w:val="single" w:sz="4" w:space="0" w:color="000000"/>
-          <w:insideH w:val="single" w:sz="4" w:space="0" w:color="000000"/>
-          <w:insideV w:val="single" w:sz="4" w:space="0" w:color="000000"/>
-        </w:tblBorders>
+        <w:tblLayout w:type="fixed"/>
         <w:tblLook w:val="04A0" w:firstRow="1" w:lastRow="0" w:firstColumn="1" w:lastColumn="0" w:noHBand="0" w:noVBand="1"/>
       </w:tblPr>
       <w:tblGrid>
-        <w:gridCol w:w="826"/>
-        <w:gridCol w:w="5841"/>
-        <w:gridCol w:w="1311"/>
-        <w:gridCol w:w="1650"/>
+        <w:gridCol w:w="850"/>
+        <w:gridCol w:w="1417"/>
+        <w:gridCol w:w="6123"/>
+        <w:gridCol w:w="1247"/>
       </w:tblGrid>
       <w:tr>
         <w:trPr>
+          <w:tblHeader/>
           <w:jc w:val="center"/>
         </w:trPr>
         <w:tc>
           <w:tcPr>
-            <w:tcW w:w="826" w:type="dxa"/>
-            <w:shd w:val="clear" w:color="auto" w:fill="auto"/>
+            <w:tcW w:w="850" w:type="dxa"/>
+            <w:shd w:val="clear" w:color="auto" w:fill="D9EAF7"/>
+            <w:tcMar>
+              <w:top w:w="100" w:type="dxa"/>
+              <w:left w:w="100" w:type="dxa"/>
+              <w:bottom w:w="100" w:type="dxa"/>
+              <w:right w:w="100" w:type="dxa"/>
+            </w:tcMar>
             <w:vAlign w:val="center"/>
           </w:tcPr>
           <w:p>
             <w:pPr>
               <w:jc w:val="center"/>
               <w:rPr>
-                <w:rFonts w:ascii="Times New Roman" w:hAnsi="Times New Roman" w:cs="Times New Roman"/>
-                <w:sz w:val="26"/>
-                <w:szCs w:val="26"/>
-              </w:rPr>
-            </w:pPr>
-            <w:r>
-              <w:rPr>
-                <w:rFonts w:ascii="Times New Roman" w:hAnsi="Times New Roman" w:cs="Times New Roman"/>
+                <w:rFonts w:ascii="Times New Roman" w:eastAsia="Times New Roman" w:hAnsi="Times New Roman" w:cs="Times New Roman"/>
+                <w:sz w:val="24"/>
+              </w:rPr>
+            </w:pPr>
+            <w:r>
+              <w:rPr>
+                <w:rFonts w:ascii="Times New Roman" w:eastAsia="Times New Roman" w:hAnsi="Times New Roman" w:cs="Times New Roman"/>
                 <w:b/>
-                <w:sz w:val="26"/>
-                <w:szCs w:val="26"/>
               </w:rPr>
               <w:t>STT</w:t>
             </w:r>
@@ -6473,92 +6491,90 @@
         </w:tc>
         <w:tc>
           <w:tcPr>
-            <w:tcW w:w="5841" w:type="dxa"/>
-            <w:shd w:val="clear" w:color="auto" w:fill="auto"/>
+            <w:tcW w:w="1417" w:type="dxa"/>
+            <w:shd w:val="clear" w:color="auto" w:fill="D9EAF7"/>
+            <w:tcMar>
+              <w:top w:w="100" w:type="dxa"/>
+              <w:left w:w="100" w:type="dxa"/>
+              <w:bottom w:w="100" w:type="dxa"/>
+              <w:right w:w="100" w:type="dxa"/>
+            </w:tcMar>
             <w:vAlign w:val="center"/>
           </w:tcPr>
           <w:p>
             <w:pPr>
               <w:jc w:val="center"/>
               <w:rPr>
-                <w:rFonts w:ascii="Times New Roman" w:hAnsi="Times New Roman" w:cs="Times New Roman"/>
-                <w:sz w:val="26"/>
-                <w:szCs w:val="26"/>
-              </w:rPr>
-            </w:pPr>
-            <w:r>
-              <w:rPr>
-                <w:rFonts w:ascii="Times New Roman" w:hAnsi="Times New Roman" w:cs="Times New Roman"/>
+                <w:rFonts w:ascii="Times New Roman" w:eastAsia="Times New Roman" w:hAnsi="Times New Roman" w:cs="Times New Roman"/>
+                <w:sz w:val="24"/>
+              </w:rPr>
+            </w:pPr>
+            <w:r>
+              <w:rPr>
+                <w:rFonts w:ascii="Times New Roman" w:eastAsia="Times New Roman" w:hAnsi="Times New Roman" w:cs="Times New Roman"/>
                 <w:b/>
-                <w:sz w:val="26"/>
-                <w:szCs w:val="26"/>
-              </w:rPr>
-              <w:t>Tên ngành</w:t>
+              </w:rPr>
+              <w:t>Mã ngành</w:t>
             </w:r>
           </w:p>
         </w:tc>
         <w:tc>
           <w:tcPr>
-            <w:tcW w:w="1311" w:type="dxa"/>
-            <w:shd w:val="clear" w:color="auto" w:fill="auto"/>
+            <w:tcW w:w="6123" w:type="dxa"/>
+            <w:shd w:val="clear" w:color="auto" w:fill="D9EAF7"/>
+            <w:tcMar>
+              <w:top w:w="100" w:type="dxa"/>
+              <w:left w:w="100" w:type="dxa"/>
+              <w:bottom w:w="100" w:type="dxa"/>
+              <w:right w:w="100" w:type="dxa"/>
+            </w:tcMar>
             <w:vAlign w:val="center"/>
           </w:tcPr>
           <w:p>
             <w:pPr>
               <w:jc w:val="center"/>
               <w:rPr>
-                <w:rFonts w:ascii="Times New Roman" w:hAnsi="Times New Roman" w:cs="Times New Roman"/>
-                <w:sz w:val="26"/>
-                <w:szCs w:val="26"/>
-              </w:rPr>
-            </w:pPr>
-            <w:r>
-              <w:rPr>
-                <w:rFonts w:ascii="Times New Roman" w:hAnsi="Times New Roman" w:cs="Times New Roman"/>
+                <w:rFonts w:ascii="Times New Roman" w:eastAsia="Times New Roman" w:hAnsi="Times New Roman" w:cs="Times New Roman"/>
+                <w:sz w:val="24"/>
+              </w:rPr>
+            </w:pPr>
+            <w:r>
+              <w:rPr>
+                <w:rFonts w:ascii="Times New Roman" w:eastAsia="Times New Roman" w:hAnsi="Times New Roman" w:cs="Times New Roman"/>
                 <w:b/>
-                <w:sz w:val="26"/>
-                <w:szCs w:val="26"/>
-              </w:rPr>
-              <w:t>Mã ngành</w:t>
+              </w:rPr>
+              <w:t>Tên ngành</w:t>
             </w:r>
           </w:p>
         </w:tc>
         <w:tc>
           <w:tcPr>
-            <w:tcW w:w="1650" w:type="dxa"/>
-            <w:shd w:val="clear" w:color="auto" w:fill="auto"/>
+            <w:tcW w:w="1247" w:type="dxa"/>
+            <w:shd w:val="clear" w:color="auto" w:fill="D9EAF7"/>
+            <w:tcMar>
+              <w:top w:w="100" w:type="dxa"/>
+              <w:left w:w="100" w:type="dxa"/>
+              <w:bottom w:w="100" w:type="dxa"/>
+              <w:right w:w="100" w:type="dxa"/>
+            </w:tcMar>
             <w:vAlign w:val="center"/>
           </w:tcPr>
           <w:p>
             <w:pPr>
               <w:jc w:val="center"/>
               <w:rPr>
-                <w:rFonts w:ascii="Times New Roman" w:hAnsi="Times New Roman" w:cs="Times New Roman"/>
-                <w:sz w:val="26"/>
-                <w:szCs w:val="26"/>
-              </w:rPr>
-            </w:pPr>
-            <w:r>
-              <w:rPr>
-                <w:rFonts w:ascii="Times New Roman" w:hAnsi="Times New Roman" w:cs="Times New Roman"/>
+                <w:rFonts w:ascii="Times New Roman" w:eastAsia="Times New Roman" w:hAnsi="Times New Roman" w:cs="Times New Roman"/>
+                <w:sz w:val="24"/>
+              </w:rPr>
+            </w:pPr>
+            <w:r>
+              <w:rPr>
+                <w:rFonts w:ascii="Times New Roman" w:eastAsia="Times New Roman" w:hAnsi="Times New Roman" w:cs="Times New Roman"/>
                 <w:b/>
                 <w:bCs/>
+                <w:sz w:val="24"/>
               </w:rPr>
               <w:t>Ngành, nghề kinh doanh chính</w:t>
-            </w:r>
-            <w:r>
-              <w:rPr>
-                <w:rFonts w:ascii="Times New Roman" w:hAnsi="Times New Roman" w:cs="Times New Roman"/>
-              </w:rPr>
-              <w:br/>
-            </w:r>
-            <w:r>
-              <w:rPr>
-                <w:rFonts w:ascii="Times New Roman" w:hAnsi="Times New Roman" w:cs="Times New Roman"/>
-                <w:i/>
-                <w:iCs/>
-              </w:rPr>
-              <w:t>(Đánh dấu x để chọn một trong các ngành, nghề đã kê khai)</w:t>
             </w:r>
           </w:p>
         </w:tc>
@@ -6569,15 +6585,26 @@
         </w:trPr>
         <w:tc>
           <w:tcPr>
-            <w:tcW w:w="826" w:type="dxa"/>
-            <w:shd w:val="clear" w:color="auto" w:fill="auto"/>
+            <w:tcW w:w="850" w:type="dxa"/>
+            <w:tcMar>
+              <w:top w:w="100" w:type="dxa"/>
+              <w:left w:w="100" w:type="dxa"/>
+              <w:bottom w:w="100" w:type="dxa"/>
+              <w:right w:w="100" w:type="dxa"/>
+            </w:tcMar>
             <w:vAlign w:val="center"/>
           </w:tcPr>
           <w:p>
-            <w:r>
-              <w:rPr>
-                <w:rFonts w:ascii="Times New Roman" w:hAnsi="Times New Roman"/>
-                <w:sz w:val="26"/>
+            <w:pPr>
+              <w:jc w:val="center"/>
+              <w:rPr>
+                <w:rFonts w:ascii="Times New Roman" w:eastAsia="Times New Roman" w:hAnsi="Times New Roman" w:cs="Times New Roman"/>
+                <w:sz w:val="24"/>
+              </w:rPr>
+            </w:pPr>
+            <w:r>
+              <w:rPr>
+                <w:rFonts w:ascii="Times New Roman" w:eastAsia="Times New Roman" w:hAnsi="Times New Roman" w:cs="Times New Roman"/>
               </w:rPr>
               <w:t>1</w:t>
             </w:r>
@@ -6585,58 +6612,89 @@
         </w:tc>
         <w:tc>
           <w:tcPr>
-            <w:tcW w:w="5841" w:type="dxa"/>
-            <w:shd w:val="clear" w:color="auto" w:fill="auto"/>
+            <w:tcW w:w="1417" w:type="dxa"/>
+            <w:tcMar>
+              <w:top w:w="100" w:type="dxa"/>
+              <w:left w:w="100" w:type="dxa"/>
+              <w:bottom w:w="100" w:type="dxa"/>
+              <w:right w:w="100" w:type="dxa"/>
+            </w:tcMar>
             <w:vAlign w:val="center"/>
           </w:tcPr>
           <w:p>
-            <w:r>
-              <w:rPr>
-                <w:rFonts w:ascii="Times New Roman" w:hAnsi="Times New Roman"/>
-                <w:sz w:val="26"/>
-              </w:rPr>
-              <w:t>Bán buôn máy tính, thiết bị ngoại vi và phần mềm</w:t>
-            </w:r>
-            <w:r>
-              <w:rPr>
-                <w:rFonts w:ascii="Times New Roman" w:hAnsi="Times New Roman"/>
-                <w:sz w:val="26"/>
-              </w:rPr>
-              <w:br/>
-              <w:t>Chi tiết: Mua bán máy vi tính, máy chấm công, tổng đài, camera...v.v.v.</w:t>
+            <w:pPr>
+              <w:jc w:val="center"/>
+              <w:rPr>
+                <w:rFonts w:ascii="Times New Roman" w:eastAsia="Times New Roman" w:hAnsi="Times New Roman" w:cs="Times New Roman"/>
+                <w:sz w:val="24"/>
+              </w:rPr>
+            </w:pPr>
+            <w:r>
+              <w:rPr>
+                <w:rFonts w:ascii="Times New Roman" w:eastAsia="Times New Roman" w:hAnsi="Times New Roman" w:cs="Times New Roman"/>
+              </w:rPr>
+              <w:t>4659</w:t>
             </w:r>
           </w:p>
         </w:tc>
         <w:tc>
           <w:tcPr>
-            <w:tcW w:w="1311" w:type="dxa"/>
-            <w:shd w:val="clear" w:color="auto" w:fill="auto"/>
+            <w:tcW w:w="6123" w:type="dxa"/>
+            <w:tcMar>
+              <w:top w:w="100" w:type="dxa"/>
+              <w:left w:w="100" w:type="dxa"/>
+              <w:bottom w:w="100" w:type="dxa"/>
+              <w:right w:w="100" w:type="dxa"/>
+            </w:tcMar>
             <w:vAlign w:val="center"/>
           </w:tcPr>
           <w:p>
-            <w:r>
-              <w:rPr>
-                <w:rFonts w:ascii="Times New Roman" w:hAnsi="Times New Roman"/>
-                <w:sz w:val="26"/>
-              </w:rPr>
-              <w:t>4651</w:t>
+            <w:pPr>
+              <w:rPr>
+                <w:rFonts w:ascii="Times New Roman" w:eastAsia="Times New Roman" w:hAnsi="Times New Roman" w:cs="Times New Roman"/>
+              </w:rPr>
+            </w:pPr>
+            <w:r>
+              <w:rPr>
+                <w:rFonts w:ascii="Times New Roman" w:eastAsia="Times New Roman" w:hAnsi="Times New Roman" w:cs="Times New Roman"/>
+              </w:rPr>
+              <w:t>Bán buôn máy móc, thiết bị và phụ tùng máy khác.</w:t>
+            </w:r>
+          </w:p>
+          <w:p>
+            <w:pPr>
+              <w:rPr>
+                <w:rFonts w:ascii="Times New Roman" w:eastAsia="Times New Roman" w:hAnsi="Times New Roman" w:cs="Times New Roman"/>
+                <w:sz w:val="24"/>
+              </w:rPr>
+            </w:pPr>
+            <w:r>
+              <w:rPr>
+                <w:rFonts w:ascii="Times New Roman" w:eastAsia="Times New Roman" w:hAnsi="Times New Roman" w:cs="Times New Roman"/>
+              </w:rPr>
+              <w:t>Chi tiết: Bán buôn các loại máy móc, thiết bị sản xuất băng keo, dây đai, màng PE</w:t>
             </w:r>
           </w:p>
         </w:tc>
         <w:tc>
           <w:tcPr>
-            <w:tcW w:w="1650" w:type="dxa"/>
-            <w:shd w:val="clear" w:color="auto" w:fill="auto"/>
+            <w:tcW w:w="1247" w:type="dxa"/>
+            <w:tcMar>
+              <w:top w:w="100" w:type="dxa"/>
+              <w:left w:w="100" w:type="dxa"/>
+              <w:bottom w:w="100" w:type="dxa"/>
+              <w:right w:w="100" w:type="dxa"/>
+            </w:tcMar>
             <w:vAlign w:val="center"/>
           </w:tcPr>
           <w:p>
-            <w:r>
-              <w:rPr>
-                <w:rFonts w:ascii="Times New Roman" w:hAnsi="Times New Roman"/>
-                <w:sz w:val="26"/>
-              </w:rPr>
-              <w:t>X</w:t>
-            </w:r>
+            <w:pPr>
+              <w:jc w:val="center"/>
+              <w:rPr>
+                <w:rFonts w:ascii="Times New Roman" w:eastAsia="Times New Roman" w:hAnsi="Times New Roman" w:cs="Times New Roman"/>
+                <w:sz w:val="24"/>
+              </w:rPr>
+            </w:pPr>
           </w:p>
         </w:tc>
       </w:tr>
@@ -6646,15 +6704,26 @@
         </w:trPr>
         <w:tc>
           <w:tcPr>
-            <w:tcW w:w="826" w:type="dxa"/>
-            <w:shd w:val="clear" w:color="auto" w:fill="auto"/>
+            <w:tcW w:w="850" w:type="dxa"/>
+            <w:tcMar>
+              <w:top w:w="100" w:type="dxa"/>
+              <w:left w:w="100" w:type="dxa"/>
+              <w:bottom w:w="100" w:type="dxa"/>
+              <w:right w:w="100" w:type="dxa"/>
+            </w:tcMar>
             <w:vAlign w:val="center"/>
           </w:tcPr>
           <w:p>
-            <w:r>
-              <w:rPr>
-                <w:rFonts w:ascii="Times New Roman" w:hAnsi="Times New Roman"/>
-                <w:sz w:val="26"/>
+            <w:pPr>
+              <w:jc w:val="center"/>
+              <w:rPr>
+                <w:rFonts w:ascii="Times New Roman" w:eastAsia="Times New Roman" w:hAnsi="Times New Roman" w:cs="Times New Roman"/>
+                <w:sz w:val="24"/>
+              </w:rPr>
+            </w:pPr>
+            <w:r>
+              <w:rPr>
+                <w:rFonts w:ascii="Times New Roman" w:eastAsia="Times New Roman" w:hAnsi="Times New Roman" w:cs="Times New Roman"/>
               </w:rPr>
               <w:t>2</w:t>
             </w:r>
@@ -6662,43 +6731,90 @@
         </w:tc>
         <w:tc>
           <w:tcPr>
-            <w:tcW w:w="5841" w:type="dxa"/>
-            <w:shd w:val="clear" w:color="auto" w:fill="auto"/>
+            <w:tcW w:w="1417" w:type="dxa"/>
+            <w:tcMar>
+              <w:top w:w="100" w:type="dxa"/>
+              <w:left w:w="100" w:type="dxa"/>
+              <w:bottom w:w="100" w:type="dxa"/>
+              <w:right w:w="100" w:type="dxa"/>
+            </w:tcMar>
             <w:vAlign w:val="center"/>
           </w:tcPr>
           <w:p>
-            <w:r>
-              <w:rPr>
-                <w:rFonts w:ascii="Times New Roman" w:hAnsi="Times New Roman"/>
-                <w:sz w:val="26"/>
-              </w:rPr>
-              <w:t>Hoạt động phát hành phim điện ảnh, video và chương trình truyền hình</w:t>
+            <w:pPr>
+              <w:jc w:val="center"/>
+              <w:rPr>
+                <w:rFonts w:ascii="Times New Roman" w:eastAsia="Times New Roman" w:hAnsi="Times New Roman" w:cs="Times New Roman"/>
+                <w:sz w:val="24"/>
+              </w:rPr>
+            </w:pPr>
+            <w:r>
+              <w:rPr>
+                <w:rFonts w:ascii="Times New Roman" w:eastAsia="Times New Roman" w:hAnsi="Times New Roman" w:cs="Times New Roman"/>
+              </w:rPr>
+              <w:t>4632</w:t>
             </w:r>
           </w:p>
         </w:tc>
         <w:tc>
           <w:tcPr>
-            <w:tcW w:w="1311" w:type="dxa"/>
-            <w:shd w:val="clear" w:color="auto" w:fill="auto"/>
+            <w:tcW w:w="6123" w:type="dxa"/>
+            <w:tcMar>
+              <w:top w:w="100" w:type="dxa"/>
+              <w:left w:w="100" w:type="dxa"/>
+              <w:bottom w:w="100" w:type="dxa"/>
+              <w:right w:w="100" w:type="dxa"/>
+            </w:tcMar>
             <w:vAlign w:val="center"/>
           </w:tcPr>
           <w:p>
-            <w:r>
-              <w:rPr>
-                <w:rFonts w:ascii="Times New Roman" w:hAnsi="Times New Roman"/>
-                <w:sz w:val="26"/>
-              </w:rPr>
-              <w:t>5913</w:t>
+            <w:pPr>
+              <w:rPr>
+                <w:rFonts w:ascii="Times New Roman" w:eastAsia="Times New Roman" w:hAnsi="Times New Roman" w:cs="Times New Roman"/>
+              </w:rPr>
+            </w:pPr>
+            <w:r>
+              <w:rPr>
+                <w:rFonts w:ascii="Times New Roman" w:eastAsia="Times New Roman" w:hAnsi="Times New Roman" w:cs="Times New Roman"/>
+              </w:rPr>
+              <w:t>Bán buôn thực phẩm.</w:t>
+            </w:r>
+          </w:p>
+          <w:p>
+            <w:pPr>
+              <w:rPr>
+                <w:rFonts w:ascii="Times New Roman" w:eastAsia="Times New Roman" w:hAnsi="Times New Roman" w:cs="Times New Roman"/>
+                <w:sz w:val="24"/>
+              </w:rPr>
+            </w:pPr>
+            <w:r>
+              <w:rPr>
+                <w:rFonts w:ascii="Times New Roman" w:eastAsia="Times New Roman" w:hAnsi="Times New Roman" w:cs="Times New Roman"/>
+              </w:rPr>
+              <w:t>Chi tiết: - Bán buôn thịt và các sản phẩm từ thịt - Bán buôn thủy sản - Bán buôn rau, quả - Bán buôn cà phê - Bán buôn chè - Bán buôn đường, sữa và các sản phẩm sữa, bánh kẹo và các sản phẩm chế biến từ ngũ cốc, bột, tinh bột - Bán buôn thực phẩm khác</w:t>
             </w:r>
           </w:p>
         </w:tc>
         <w:tc>
           <w:tcPr>
-            <w:tcW w:w="1650" w:type="dxa"/>
-            <w:shd w:val="clear" w:color="auto" w:fill="auto"/>
+            <w:tcW w:w="1247" w:type="dxa"/>
+            <w:tcMar>
+              <w:top w:w="100" w:type="dxa"/>
+              <w:left w:w="100" w:type="dxa"/>
+              <w:bottom w:w="100" w:type="dxa"/>
+              <w:right w:w="100" w:type="dxa"/>
+            </w:tcMar>
             <w:vAlign w:val="center"/>
           </w:tcPr>
-          <w:p/>
+          <w:p>
+            <w:pPr>
+              <w:jc w:val="center"/>
+              <w:rPr>
+                <w:rFonts w:ascii="Times New Roman" w:eastAsia="Times New Roman" w:hAnsi="Times New Roman" w:cs="Times New Roman"/>
+                <w:sz w:val="24"/>
+              </w:rPr>
+            </w:pPr>
+          </w:p>
         </w:tc>
       </w:tr>
       <w:tr>
@@ -6707,60 +6823,118 @@
         </w:trPr>
         <w:tc>
           <w:tcPr>
-            <w:tcW w:w="826" w:type="dxa"/>
-            <w:shd w:val="clear" w:color="auto" w:fill="auto"/>
+            <w:tcW w:w="850" w:type="dxa"/>
+            <w:tcMar>
+              <w:top w:w="100" w:type="dxa"/>
+              <w:left w:w="100" w:type="dxa"/>
+              <w:bottom w:w="100" w:type="dxa"/>
+              <w:right w:w="100" w:type="dxa"/>
+            </w:tcMar>
             <w:vAlign w:val="center"/>
           </w:tcPr>
           <w:p>
-            <w:r>
-              <w:rPr>
-                <w:rFonts w:ascii="Times New Roman" w:hAnsi="Times New Roman"/>
-                <w:sz w:val="26"/>
-              </w:rPr>
-              <w:lastRenderedPageBreak/>
+            <w:pPr>
+              <w:jc w:val="center"/>
+              <w:rPr>
+                <w:rFonts w:ascii="Times New Roman" w:eastAsia="Times New Roman" w:hAnsi="Times New Roman" w:cs="Times New Roman"/>
+                <w:sz w:val="24"/>
+              </w:rPr>
+            </w:pPr>
+            <w:r>
+              <w:rPr>
+                <w:rFonts w:ascii="Times New Roman" w:eastAsia="Times New Roman" w:hAnsi="Times New Roman" w:cs="Times New Roman"/>
+              </w:rPr>
               <w:t>3</w:t>
             </w:r>
           </w:p>
         </w:tc>
         <w:tc>
           <w:tcPr>
-            <w:tcW w:w="5841" w:type="dxa"/>
-            <w:shd w:val="clear" w:color="auto" w:fill="auto"/>
+            <w:tcW w:w="1417" w:type="dxa"/>
+            <w:tcMar>
+              <w:top w:w="100" w:type="dxa"/>
+              <w:left w:w="100" w:type="dxa"/>
+              <w:bottom w:w="100" w:type="dxa"/>
+              <w:right w:w="100" w:type="dxa"/>
+            </w:tcMar>
             <w:vAlign w:val="center"/>
           </w:tcPr>
           <w:p>
-            <w:r>
-              <w:rPr>
-                <w:rFonts w:ascii="Times New Roman" w:hAnsi="Times New Roman"/>
-                <w:sz w:val="26"/>
-              </w:rPr>
-              <w:t>Lập trình máy tính khác</w:t>
+            <w:pPr>
+              <w:jc w:val="center"/>
+              <w:rPr>
+                <w:rFonts w:ascii="Times New Roman" w:eastAsia="Times New Roman" w:hAnsi="Times New Roman" w:cs="Times New Roman"/>
+                <w:sz w:val="24"/>
+              </w:rPr>
+            </w:pPr>
+            <w:r>
+              <w:rPr>
+                <w:rFonts w:ascii="Times New Roman" w:eastAsia="Times New Roman" w:hAnsi="Times New Roman" w:cs="Times New Roman"/>
+              </w:rPr>
+              <w:t>4633</w:t>
             </w:r>
           </w:p>
         </w:tc>
         <w:tc>
           <w:tcPr>
-            <w:tcW w:w="1311" w:type="dxa"/>
-            <w:shd w:val="clear" w:color="auto" w:fill="auto"/>
+            <w:tcW w:w="6123" w:type="dxa"/>
+            <w:tcMar>
+              <w:top w:w="100" w:type="dxa"/>
+              <w:left w:w="100" w:type="dxa"/>
+              <w:bottom w:w="100" w:type="dxa"/>
+              <w:right w:w="100" w:type="dxa"/>
+            </w:tcMar>
             <w:vAlign w:val="center"/>
           </w:tcPr>
           <w:p>
-            <w:r>
-              <w:rPr>
-                <w:rFonts w:ascii="Times New Roman" w:hAnsi="Times New Roman"/>
-                <w:sz w:val="26"/>
-              </w:rPr>
-              <w:t>6219</w:t>
+            <w:pPr>
+              <w:rPr>
+                <w:rFonts w:ascii="Times New Roman" w:eastAsia="Times New Roman" w:hAnsi="Times New Roman" w:cs="Times New Roman"/>
+              </w:rPr>
+            </w:pPr>
+            <w:r>
+              <w:rPr>
+                <w:rFonts w:ascii="Times New Roman" w:eastAsia="Times New Roman" w:hAnsi="Times New Roman" w:cs="Times New Roman"/>
+              </w:rPr>
+              <w:t xml:space="preserve">Bán buôn đồ uống. </w:t>
+            </w:r>
+          </w:p>
+          <w:p>
+            <w:pPr>
+              <w:rPr>
+                <w:rFonts w:ascii="Times New Roman" w:eastAsia="Times New Roman" w:hAnsi="Times New Roman" w:cs="Times New Roman"/>
+                <w:sz w:val="24"/>
+              </w:rPr>
+            </w:pPr>
+            <w:r>
+              <w:rPr>
+                <w:rFonts w:ascii="Times New Roman" w:eastAsia="Times New Roman" w:hAnsi="Times New Roman" w:cs="Times New Roman"/>
+              </w:rPr>
+              <w:lastRenderedPageBreak/>
+              <w:t>Chi tiết: - Bán buôn đồ uống có cồn - Bán buôn đồ uống không có cồn</w:t>
             </w:r>
           </w:p>
         </w:tc>
         <w:tc>
           <w:tcPr>
-            <w:tcW w:w="1650" w:type="dxa"/>
-            <w:shd w:val="clear" w:color="auto" w:fill="auto"/>
+            <w:tcW w:w="1247" w:type="dxa"/>
+            <w:tcMar>
+              <w:top w:w="100" w:type="dxa"/>
+              <w:left w:w="100" w:type="dxa"/>
+              <w:bottom w:w="100" w:type="dxa"/>
+              <w:right w:w="100" w:type="dxa"/>
+            </w:tcMar>
             <w:vAlign w:val="center"/>
           </w:tcPr>
-          <w:p/>
+          <w:p>
+            <w:pPr>
+              <w:jc w:val="center"/>
+              <w:rPr>
+                <w:rFonts w:ascii="Times New Roman" w:eastAsia="Times New Roman" w:hAnsi="Times New Roman" w:cs="Times New Roman"/>
+                <w:sz w:val="24"/>
+              </w:rPr>
+            </w:pPr>
+          </w:p>
         </w:tc>
       </w:tr>
       <w:tr>
@@ -6769,15 +6943,26 @@
         </w:trPr>
         <w:tc>
           <w:tcPr>
-            <w:tcW w:w="826" w:type="dxa"/>
-            <w:shd w:val="clear" w:color="auto" w:fill="auto"/>
+            <w:tcW w:w="850" w:type="dxa"/>
+            <w:tcMar>
+              <w:top w:w="100" w:type="dxa"/>
+              <w:left w:w="100" w:type="dxa"/>
+              <w:bottom w:w="100" w:type="dxa"/>
+              <w:right w:w="100" w:type="dxa"/>
+            </w:tcMar>
             <w:vAlign w:val="center"/>
           </w:tcPr>
           <w:p>
-            <w:r>
-              <w:rPr>
-                <w:rFonts w:ascii="Times New Roman" w:hAnsi="Times New Roman"/>
-                <w:sz w:val="26"/>
+            <w:pPr>
+              <w:jc w:val="center"/>
+              <w:rPr>
+                <w:rFonts w:ascii="Times New Roman" w:eastAsia="Times New Roman" w:hAnsi="Times New Roman" w:cs="Times New Roman"/>
+                <w:sz w:val="24"/>
+              </w:rPr>
+            </w:pPr>
+            <w:r>
+              <w:rPr>
+                <w:rFonts w:ascii="Times New Roman" w:eastAsia="Times New Roman" w:hAnsi="Times New Roman" w:cs="Times New Roman"/>
               </w:rPr>
               <w:t>4</w:t>
             </w:r>
@@ -6785,43 +6970,90 @@
         </w:tc>
         <w:tc>
           <w:tcPr>
-            <w:tcW w:w="5841" w:type="dxa"/>
-            <w:shd w:val="clear" w:color="auto" w:fill="auto"/>
+            <w:tcW w:w="1417" w:type="dxa"/>
+            <w:tcMar>
+              <w:top w:w="100" w:type="dxa"/>
+              <w:left w:w="100" w:type="dxa"/>
+              <w:bottom w:w="100" w:type="dxa"/>
+              <w:right w:w="100" w:type="dxa"/>
+            </w:tcMar>
             <w:vAlign w:val="center"/>
           </w:tcPr>
           <w:p>
-            <w:r>
-              <w:rPr>
-                <w:rFonts w:ascii="Times New Roman" w:hAnsi="Times New Roman"/>
-                <w:sz w:val="26"/>
-              </w:rPr>
-              <w:t>Hoạt động dịch vụ máy tính và công nghệ thông tin khác</w:t>
+            <w:pPr>
+              <w:jc w:val="center"/>
+              <w:rPr>
+                <w:rFonts w:ascii="Times New Roman" w:eastAsia="Times New Roman" w:hAnsi="Times New Roman" w:cs="Times New Roman"/>
+                <w:sz w:val="24"/>
+              </w:rPr>
+            </w:pPr>
+            <w:r>
+              <w:rPr>
+                <w:rFonts w:ascii="Times New Roman" w:eastAsia="Times New Roman" w:hAnsi="Times New Roman" w:cs="Times New Roman"/>
+              </w:rPr>
+              <w:t>4641</w:t>
             </w:r>
           </w:p>
         </w:tc>
         <w:tc>
           <w:tcPr>
-            <w:tcW w:w="1311" w:type="dxa"/>
-            <w:shd w:val="clear" w:color="auto" w:fill="auto"/>
+            <w:tcW w:w="6123" w:type="dxa"/>
+            <w:tcMar>
+              <w:top w:w="100" w:type="dxa"/>
+              <w:left w:w="100" w:type="dxa"/>
+              <w:bottom w:w="100" w:type="dxa"/>
+              <w:right w:w="100" w:type="dxa"/>
+            </w:tcMar>
             <w:vAlign w:val="center"/>
           </w:tcPr>
           <w:p>
-            <w:r>
-              <w:rPr>
-                <w:rFonts w:ascii="Times New Roman" w:hAnsi="Times New Roman"/>
-                <w:sz w:val="26"/>
-              </w:rPr>
-              <w:t>6290</w:t>
+            <w:pPr>
+              <w:rPr>
+                <w:rFonts w:ascii="Times New Roman" w:eastAsia="Times New Roman" w:hAnsi="Times New Roman" w:cs="Times New Roman"/>
+              </w:rPr>
+            </w:pPr>
+            <w:r>
+              <w:rPr>
+                <w:rFonts w:ascii="Times New Roman" w:eastAsia="Times New Roman" w:hAnsi="Times New Roman" w:cs="Times New Roman"/>
+              </w:rPr>
+              <w:t xml:space="preserve">Bán buôn vải, hàng may mặc, giày dép. </w:t>
+            </w:r>
+          </w:p>
+          <w:p>
+            <w:pPr>
+              <w:rPr>
+                <w:rFonts w:ascii="Times New Roman" w:eastAsia="Times New Roman" w:hAnsi="Times New Roman" w:cs="Times New Roman"/>
+                <w:sz w:val="24"/>
+              </w:rPr>
+            </w:pPr>
+            <w:r>
+              <w:rPr>
+                <w:rFonts w:ascii="Times New Roman" w:eastAsia="Times New Roman" w:hAnsi="Times New Roman" w:cs="Times New Roman"/>
+              </w:rPr>
+              <w:t>Chi tiết: - Bán buôn vải - Bán buôn thảm, đệm, chăn, màn, rèm, ga trải giường, gối và hàng dệt khác - Bán buôn hàng may mặc - Bán buôn giày dép</w:t>
             </w:r>
           </w:p>
         </w:tc>
         <w:tc>
           <w:tcPr>
-            <w:tcW w:w="1650" w:type="dxa"/>
-            <w:shd w:val="clear" w:color="auto" w:fill="auto"/>
+            <w:tcW w:w="1247" w:type="dxa"/>
+            <w:tcMar>
+              <w:top w:w="100" w:type="dxa"/>
+              <w:left w:w="100" w:type="dxa"/>
+              <w:bottom w:w="100" w:type="dxa"/>
+              <w:right w:w="100" w:type="dxa"/>
+            </w:tcMar>
             <w:vAlign w:val="center"/>
           </w:tcPr>
-          <w:p/>
+          <w:p>
+            <w:pPr>
+              <w:jc w:val="center"/>
+              <w:rPr>
+                <w:rFonts w:ascii="Times New Roman" w:eastAsia="Times New Roman" w:hAnsi="Times New Roman" w:cs="Times New Roman"/>
+                <w:sz w:val="24"/>
+              </w:rPr>
+            </w:pPr>
+          </w:p>
         </w:tc>
       </w:tr>
       <w:tr>
@@ -6830,15 +7062,26 @@
         </w:trPr>
         <w:tc>
           <w:tcPr>
-            <w:tcW w:w="826" w:type="dxa"/>
-            <w:shd w:val="clear" w:color="auto" w:fill="auto"/>
+            <w:tcW w:w="850" w:type="dxa"/>
+            <w:tcMar>
+              <w:top w:w="100" w:type="dxa"/>
+              <w:left w:w="100" w:type="dxa"/>
+              <w:bottom w:w="100" w:type="dxa"/>
+              <w:right w:w="100" w:type="dxa"/>
+            </w:tcMar>
             <w:vAlign w:val="center"/>
           </w:tcPr>
           <w:p>
-            <w:r>
-              <w:rPr>
-                <w:rFonts w:ascii="Times New Roman" w:hAnsi="Times New Roman"/>
-                <w:sz w:val="26"/>
+            <w:pPr>
+              <w:jc w:val="center"/>
+              <w:rPr>
+                <w:rFonts w:ascii="Times New Roman" w:eastAsia="Times New Roman" w:hAnsi="Times New Roman" w:cs="Times New Roman"/>
+                <w:sz w:val="24"/>
+              </w:rPr>
+            </w:pPr>
+            <w:r>
+              <w:rPr>
+                <w:rFonts w:ascii="Times New Roman" w:eastAsia="Times New Roman" w:hAnsi="Times New Roman" w:cs="Times New Roman"/>
               </w:rPr>
               <w:t>5</w:t>
             </w:r>
@@ -6846,43 +7089,96 @@
         </w:tc>
         <w:tc>
           <w:tcPr>
-            <w:tcW w:w="5841" w:type="dxa"/>
-            <w:shd w:val="clear" w:color="auto" w:fill="auto"/>
+            <w:tcW w:w="1417" w:type="dxa"/>
+            <w:tcMar>
+              <w:top w:w="100" w:type="dxa"/>
+              <w:left w:w="100" w:type="dxa"/>
+              <w:bottom w:w="100" w:type="dxa"/>
+              <w:right w:w="100" w:type="dxa"/>
+            </w:tcMar>
             <w:vAlign w:val="center"/>
           </w:tcPr>
           <w:p>
-            <w:r>
-              <w:rPr>
-                <w:rFonts w:ascii="Times New Roman" w:hAnsi="Times New Roman"/>
-                <w:sz w:val="26"/>
-              </w:rPr>
-              <w:t>Cơ sở hạ tầng công nghệ thông tin, xử lý dữ liệu, lưu trữ và các hoạt động liên quan</w:t>
+            <w:pPr>
+              <w:jc w:val="center"/>
+              <w:rPr>
+                <w:rFonts w:ascii="Times New Roman" w:eastAsia="Times New Roman" w:hAnsi="Times New Roman" w:cs="Times New Roman"/>
+                <w:sz w:val="24"/>
+              </w:rPr>
+            </w:pPr>
+            <w:r>
+              <w:rPr>
+                <w:rFonts w:ascii="Times New Roman" w:eastAsia="Times New Roman" w:hAnsi="Times New Roman" w:cs="Times New Roman"/>
+              </w:rPr>
+              <w:t>4679</w:t>
             </w:r>
           </w:p>
         </w:tc>
         <w:tc>
           <w:tcPr>
-            <w:tcW w:w="1311" w:type="dxa"/>
-            <w:shd w:val="clear" w:color="auto" w:fill="auto"/>
+            <w:tcW w:w="6123" w:type="dxa"/>
+            <w:tcMar>
+              <w:top w:w="100" w:type="dxa"/>
+              <w:left w:w="100" w:type="dxa"/>
+              <w:bottom w:w="100" w:type="dxa"/>
+              <w:right w:w="100" w:type="dxa"/>
+            </w:tcMar>
             <w:vAlign w:val="center"/>
           </w:tcPr>
           <w:p>
-            <w:r>
-              <w:rPr>
-                <w:rFonts w:ascii="Times New Roman" w:hAnsi="Times New Roman"/>
-                <w:sz w:val="26"/>
-              </w:rPr>
-              <w:t>6310</w:t>
+            <w:pPr>
+              <w:rPr>
+                <w:rFonts w:ascii="Times New Roman" w:eastAsia="Times New Roman" w:hAnsi="Times New Roman" w:cs="Times New Roman"/>
+              </w:rPr>
+            </w:pPr>
+            <w:r>
+              <w:rPr>
+                <w:rFonts w:ascii="Times New Roman" w:eastAsia="Times New Roman" w:hAnsi="Times New Roman" w:cs="Times New Roman"/>
+              </w:rPr>
+              <w:t xml:space="preserve">Bán buôn chuyên doanh khác chưa được phân vào đâu. </w:t>
+            </w:r>
+          </w:p>
+          <w:p>
+            <w:pPr>
+              <w:rPr>
+                <w:rFonts w:ascii="Times New Roman" w:eastAsia="Times New Roman" w:hAnsi="Times New Roman" w:cs="Times New Roman"/>
+                <w:sz w:val="24"/>
+              </w:rPr>
+            </w:pPr>
+            <w:r>
+              <w:rPr>
+                <w:rFonts w:ascii="Times New Roman" w:eastAsia="Times New Roman" w:hAnsi="Times New Roman" w:cs="Times New Roman"/>
+              </w:rPr>
+              <w:t>Chi tiết: - Bán buôn các loại băng keo, dây đai, màng PE - Bán buôn hàng lưu niệm, hàng thủ công mỹ nghệ, hầng đan lát - Bán buôn mắt kính, đồng hồ, mũ bảo hiểm - Bán buôn dao kéo, dụng cụ cắt gọt, đồ dùng nhà bếp - Bán buôn hàng kim khí điện máy</w:t>
             </w:r>
           </w:p>
         </w:tc>
         <w:tc>
           <w:tcPr>
-            <w:tcW w:w="1650" w:type="dxa"/>
-            <w:shd w:val="clear" w:color="auto" w:fill="auto"/>
+            <w:tcW w:w="1247" w:type="dxa"/>
+            <w:tcMar>
+              <w:top w:w="100" w:type="dxa"/>
+              <w:left w:w="100" w:type="dxa"/>
+              <w:bottom w:w="100" w:type="dxa"/>
+              <w:right w:w="100" w:type="dxa"/>
+            </w:tcMar>
             <w:vAlign w:val="center"/>
           </w:tcPr>
-          <w:p/>
+          <w:p>
+            <w:pPr>
+              <w:jc w:val="center"/>
+              <w:rPr>
+                <w:rFonts w:ascii="Times New Roman" w:eastAsia="Times New Roman" w:hAnsi="Times New Roman" w:cs="Times New Roman"/>
+                <w:sz w:val="24"/>
+              </w:rPr>
+            </w:pPr>
+            <w:r>
+              <w:rPr>
+                <w:rFonts w:ascii="Times New Roman" w:eastAsia="Times New Roman" w:hAnsi="Times New Roman" w:cs="Times New Roman"/>
+              </w:rPr>
+              <w:t>X</w:t>
+            </w:r>
+          </w:p>
         </w:tc>
       </w:tr>
       <w:tr>
@@ -6891,15 +7187,26 @@
         </w:trPr>
         <w:tc>
           <w:tcPr>
-            <w:tcW w:w="826" w:type="dxa"/>
-            <w:shd w:val="clear" w:color="auto" w:fill="auto"/>
+            <w:tcW w:w="850" w:type="dxa"/>
+            <w:tcMar>
+              <w:top w:w="100" w:type="dxa"/>
+              <w:left w:w="100" w:type="dxa"/>
+              <w:bottom w:w="100" w:type="dxa"/>
+              <w:right w:w="100" w:type="dxa"/>
+            </w:tcMar>
             <w:vAlign w:val="center"/>
           </w:tcPr>
           <w:p>
-            <w:r>
-              <w:rPr>
-                <w:rFonts w:ascii="Times New Roman" w:hAnsi="Times New Roman"/>
-                <w:sz w:val="26"/>
+            <w:pPr>
+              <w:jc w:val="center"/>
+              <w:rPr>
+                <w:rFonts w:ascii="Times New Roman" w:eastAsia="Times New Roman" w:hAnsi="Times New Roman" w:cs="Times New Roman"/>
+                <w:sz w:val="24"/>
+              </w:rPr>
+            </w:pPr>
+            <w:r>
+              <w:rPr>
+                <w:rFonts w:ascii="Times New Roman" w:eastAsia="Times New Roman" w:hAnsi="Times New Roman" w:cs="Times New Roman"/>
               </w:rPr>
               <w:t>6</w:t>
             </w:r>
@@ -6907,51 +7214,90 @@
         </w:tc>
         <w:tc>
           <w:tcPr>
-            <w:tcW w:w="5841" w:type="dxa"/>
-            <w:shd w:val="clear" w:color="auto" w:fill="auto"/>
+            <w:tcW w:w="1417" w:type="dxa"/>
+            <w:tcMar>
+              <w:top w:w="100" w:type="dxa"/>
+              <w:left w:w="100" w:type="dxa"/>
+              <w:bottom w:w="100" w:type="dxa"/>
+              <w:right w:w="100" w:type="dxa"/>
+            </w:tcMar>
             <w:vAlign w:val="center"/>
           </w:tcPr>
           <w:p>
-            <w:r>
-              <w:rPr>
-                <w:rFonts w:ascii="Times New Roman" w:hAnsi="Times New Roman"/>
-                <w:sz w:val="26"/>
-              </w:rPr>
-              <w:t>Hoạt động cổng tìm kiếm web và các dịch vụ thông tin khác</w:t>
-            </w:r>
-            <w:r>
-              <w:rPr>
-                <w:rFonts w:ascii="Times New Roman" w:hAnsi="Times New Roman"/>
-                <w:sz w:val="26"/>
-              </w:rPr>
-              <w:br/>
-              <w:t>Chi tiết: dịch vụ cho thuê máy in , máy tính,...</w:t>
+            <w:pPr>
+              <w:jc w:val="center"/>
+              <w:rPr>
+                <w:rFonts w:ascii="Times New Roman" w:eastAsia="Times New Roman" w:hAnsi="Times New Roman" w:cs="Times New Roman"/>
+                <w:sz w:val="24"/>
+              </w:rPr>
+            </w:pPr>
+            <w:r>
+              <w:rPr>
+                <w:rFonts w:ascii="Times New Roman" w:eastAsia="Times New Roman" w:hAnsi="Times New Roman" w:cs="Times New Roman"/>
+              </w:rPr>
+              <w:t>4722</w:t>
             </w:r>
           </w:p>
         </w:tc>
         <w:tc>
           <w:tcPr>
-            <w:tcW w:w="1311" w:type="dxa"/>
-            <w:shd w:val="clear" w:color="auto" w:fill="auto"/>
+            <w:tcW w:w="6123" w:type="dxa"/>
+            <w:tcMar>
+              <w:top w:w="100" w:type="dxa"/>
+              <w:left w:w="100" w:type="dxa"/>
+              <w:bottom w:w="100" w:type="dxa"/>
+              <w:right w:w="100" w:type="dxa"/>
+            </w:tcMar>
             <w:vAlign w:val="center"/>
           </w:tcPr>
           <w:p>
-            <w:r>
-              <w:rPr>
-                <w:rFonts w:ascii="Times New Roman" w:hAnsi="Times New Roman"/>
-                <w:sz w:val="26"/>
-              </w:rPr>
-              <w:t>6390</w:t>
+            <w:pPr>
+              <w:rPr>
+                <w:rFonts w:ascii="Times New Roman" w:eastAsia="Times New Roman" w:hAnsi="Times New Roman" w:cs="Times New Roman"/>
+              </w:rPr>
+            </w:pPr>
+            <w:r>
+              <w:rPr>
+                <w:rFonts w:ascii="Times New Roman" w:eastAsia="Times New Roman" w:hAnsi="Times New Roman" w:cs="Times New Roman"/>
+              </w:rPr>
+              <w:t xml:space="preserve">Bán lẻ thực phẩm. </w:t>
+            </w:r>
+          </w:p>
+          <w:p>
+            <w:pPr>
+              <w:rPr>
+                <w:rFonts w:ascii="Times New Roman" w:eastAsia="Times New Roman" w:hAnsi="Times New Roman" w:cs="Times New Roman"/>
+                <w:sz w:val="24"/>
+              </w:rPr>
+            </w:pPr>
+            <w:r>
+              <w:rPr>
+                <w:rFonts w:ascii="Times New Roman" w:eastAsia="Times New Roman" w:hAnsi="Times New Roman" w:cs="Times New Roman"/>
+              </w:rPr>
+              <w:t>Chi tiết: - Bán lẻ thịt và các sản phẩm từ thịt - Bán lẻ thủy sản - Bán lẻ rau, quả - Bán lẻ cà phê - Bán lẻ chè - Bán lẻ đường, sữa và các sản phẩm sữa, bánh kẹo và các sản phẩm chế biến từ ngũ cốc, bột, tinh bột - Bán lẻ thực phẩm khác</w:t>
             </w:r>
           </w:p>
         </w:tc>
         <w:tc>
           <w:tcPr>
-            <w:tcW w:w="1650" w:type="dxa"/>
-            <w:shd w:val="clear" w:color="auto" w:fill="auto"/>
+            <w:tcW w:w="1247" w:type="dxa"/>
+            <w:tcMar>
+              <w:top w:w="100" w:type="dxa"/>
+              <w:left w:w="100" w:type="dxa"/>
+              <w:bottom w:w="100" w:type="dxa"/>
+              <w:right w:w="100" w:type="dxa"/>
+            </w:tcMar>
             <w:vAlign w:val="center"/>
           </w:tcPr>
-          <w:p/>
+          <w:p>
+            <w:pPr>
+              <w:jc w:val="center"/>
+              <w:rPr>
+                <w:rFonts w:ascii="Times New Roman" w:eastAsia="Times New Roman" w:hAnsi="Times New Roman" w:cs="Times New Roman"/>
+                <w:sz w:val="24"/>
+              </w:rPr>
+            </w:pPr>
+          </w:p>
         </w:tc>
       </w:tr>
       <w:tr>
@@ -6960,21 +7306,26 @@
         </w:trPr>
         <w:tc>
           <w:tcPr>
-            <w:tcW w:w="826" w:type="dxa"/>
-            <w:shd w:val="clear" w:color="auto" w:fill="auto"/>
+            <w:tcW w:w="850" w:type="dxa"/>
+            <w:tcMar>
+              <w:top w:w="100" w:type="dxa"/>
+              <w:left w:w="100" w:type="dxa"/>
+              <w:bottom w:w="100" w:type="dxa"/>
+              <w:right w:w="100" w:type="dxa"/>
+            </w:tcMar>
             <w:vAlign w:val="center"/>
           </w:tcPr>
           <w:p>
             <w:pPr>
-              <w:rPr>
-                <w:rFonts w:ascii="Times New Roman" w:hAnsi="Times New Roman"/>
-                <w:sz w:val="26"/>
-              </w:rPr>
-            </w:pPr>
-            <w:r>
-              <w:rPr>
-                <w:rFonts w:ascii="Times New Roman" w:hAnsi="Times New Roman"/>
-                <w:sz w:val="26"/>
+              <w:jc w:val="center"/>
+              <w:rPr>
+                <w:rFonts w:ascii="Times New Roman" w:eastAsia="Times New Roman" w:hAnsi="Times New Roman" w:cs="Times New Roman"/>
+                <w:sz w:val="24"/>
+              </w:rPr>
+            </w:pPr>
+            <w:r>
+              <w:rPr>
+                <w:rFonts w:ascii="Times New Roman" w:eastAsia="Times New Roman" w:hAnsi="Times New Roman" w:cs="Times New Roman"/>
               </w:rPr>
               <w:t>7</w:t>
             </w:r>
@@ -6982,70 +7333,77 @@
         </w:tc>
         <w:tc>
           <w:tcPr>
-            <w:tcW w:w="5841" w:type="dxa"/>
-            <w:shd w:val="clear" w:color="auto" w:fill="auto"/>
+            <w:tcW w:w="1417" w:type="dxa"/>
+            <w:tcMar>
+              <w:top w:w="100" w:type="dxa"/>
+              <w:left w:w="100" w:type="dxa"/>
+              <w:bottom w:w="100" w:type="dxa"/>
+              <w:right w:w="100" w:type="dxa"/>
+            </w:tcMar>
             <w:vAlign w:val="center"/>
           </w:tcPr>
           <w:p>
             <w:pPr>
-              <w:rPr>
-                <w:rFonts w:ascii="Times New Roman" w:hAnsi="Times New Roman"/>
-                <w:sz w:val="26"/>
-              </w:rPr>
-            </w:pPr>
-            <w:r>
-              <w:rPr>
-                <w:rFonts w:ascii="Times New Roman" w:hAnsi="Times New Roman"/>
-                <w:sz w:val="26"/>
-              </w:rPr>
-              <w:t>Hoạt động kiến trúc và tư vấn kỹ thuật có liên quan</w:t>
-            </w:r>
-          </w:p>
-          <w:p>
-            <w:pPr>
-              <w:rPr>
-                <w:rFonts w:ascii="Times New Roman" w:hAnsi="Times New Roman"/>
-                <w:sz w:val="26"/>
-              </w:rPr>
-            </w:pPr>
-            <w:r>
-              <w:rPr>
-                <w:rFonts w:ascii="Times New Roman" w:hAnsi="Times New Roman"/>
-                <w:sz w:val="26"/>
-              </w:rPr>
-              <w:t>Chi tiết: Tư vấn thi công lắp đặt hệ thống camera tổng đài, mạng lan...</w:t>
+              <w:jc w:val="center"/>
+              <w:rPr>
+                <w:rFonts w:ascii="Times New Roman" w:eastAsia="Times New Roman" w:hAnsi="Times New Roman" w:cs="Times New Roman"/>
+                <w:sz w:val="24"/>
+              </w:rPr>
+            </w:pPr>
+            <w:r>
+              <w:rPr>
+                <w:rFonts w:ascii="Times New Roman" w:eastAsia="Times New Roman" w:hAnsi="Times New Roman" w:cs="Times New Roman"/>
+              </w:rPr>
+              <w:t>4723</w:t>
             </w:r>
           </w:p>
         </w:tc>
         <w:tc>
           <w:tcPr>
-            <w:tcW w:w="1311" w:type="dxa"/>
-            <w:shd w:val="clear" w:color="auto" w:fill="auto"/>
+            <w:tcW w:w="6123" w:type="dxa"/>
+            <w:tcMar>
+              <w:top w:w="100" w:type="dxa"/>
+              <w:left w:w="100" w:type="dxa"/>
+              <w:bottom w:w="100" w:type="dxa"/>
+              <w:right w:w="100" w:type="dxa"/>
+            </w:tcMar>
             <w:vAlign w:val="center"/>
           </w:tcPr>
           <w:p>
             <w:pPr>
               <w:rPr>
-                <w:rFonts w:ascii="Times New Roman" w:hAnsi="Times New Roman"/>
-                <w:sz w:val="26"/>
-              </w:rPr>
-            </w:pPr>
-            <w:r>
-              <w:rPr>
-                <w:rFonts w:ascii="Times New Roman" w:hAnsi="Times New Roman"/>
-                <w:sz w:val="26"/>
-              </w:rPr>
-              <w:t>7110</w:t>
+                <w:rFonts w:ascii="Times New Roman" w:eastAsia="Times New Roman" w:hAnsi="Times New Roman" w:cs="Times New Roman"/>
+                <w:sz w:val="24"/>
+              </w:rPr>
+            </w:pPr>
+            <w:r>
+              <w:rPr>
+                <w:rFonts w:ascii="Times New Roman" w:eastAsia="Times New Roman" w:hAnsi="Times New Roman" w:cs="Times New Roman"/>
+              </w:rPr>
+              <w:t>Bán lẻ đồ uống</w:t>
             </w:r>
           </w:p>
         </w:tc>
         <w:tc>
           <w:tcPr>
-            <w:tcW w:w="1650" w:type="dxa"/>
-            <w:shd w:val="clear" w:color="auto" w:fill="auto"/>
+            <w:tcW w:w="1247" w:type="dxa"/>
+            <w:tcMar>
+              <w:top w:w="100" w:type="dxa"/>
+              <w:left w:w="100" w:type="dxa"/>
+              <w:bottom w:w="100" w:type="dxa"/>
+              <w:right w:w="100" w:type="dxa"/>
+            </w:tcMar>
             <w:vAlign w:val="center"/>
           </w:tcPr>
-          <w:p/>
+          <w:p>
+            <w:pPr>
+              <w:jc w:val="center"/>
+              <w:rPr>
+                <w:rFonts w:ascii="Times New Roman" w:eastAsia="Times New Roman" w:hAnsi="Times New Roman" w:cs="Times New Roman"/>
+                <w:sz w:val="24"/>
+              </w:rPr>
+            </w:pPr>
+          </w:p>
         </w:tc>
       </w:tr>
       <w:tr>
@@ -7054,21 +7412,26 @@
         </w:trPr>
         <w:tc>
           <w:tcPr>
-            <w:tcW w:w="826" w:type="dxa"/>
-            <w:shd w:val="clear" w:color="auto" w:fill="auto"/>
+            <w:tcW w:w="850" w:type="dxa"/>
+            <w:tcMar>
+              <w:top w:w="100" w:type="dxa"/>
+              <w:left w:w="100" w:type="dxa"/>
+              <w:bottom w:w="100" w:type="dxa"/>
+              <w:right w:w="100" w:type="dxa"/>
+            </w:tcMar>
             <w:vAlign w:val="center"/>
           </w:tcPr>
           <w:p>
             <w:pPr>
-              <w:rPr>
-                <w:rFonts w:ascii="Times New Roman" w:hAnsi="Times New Roman"/>
-                <w:sz w:val="26"/>
-              </w:rPr>
-            </w:pPr>
-            <w:r>
-              <w:rPr>
-                <w:rFonts w:ascii="Times New Roman" w:hAnsi="Times New Roman"/>
-                <w:sz w:val="26"/>
+              <w:jc w:val="center"/>
+              <w:rPr>
+                <w:rFonts w:ascii="Times New Roman" w:eastAsia="Times New Roman" w:hAnsi="Times New Roman" w:cs="Times New Roman"/>
+                <w:sz w:val="24"/>
+              </w:rPr>
+            </w:pPr>
+            <w:r>
+              <w:rPr>
+                <w:rFonts w:ascii="Times New Roman" w:eastAsia="Times New Roman" w:hAnsi="Times New Roman" w:cs="Times New Roman"/>
               </w:rPr>
               <w:t>8</w:t>
             </w:r>
@@ -7076,55 +7439,77 @@
         </w:tc>
         <w:tc>
           <w:tcPr>
-            <w:tcW w:w="5841" w:type="dxa"/>
-            <w:shd w:val="clear" w:color="auto" w:fill="auto"/>
+            <w:tcW w:w="1417" w:type="dxa"/>
+            <w:tcMar>
+              <w:top w:w="100" w:type="dxa"/>
+              <w:left w:w="100" w:type="dxa"/>
+              <w:bottom w:w="100" w:type="dxa"/>
+              <w:right w:w="100" w:type="dxa"/>
+            </w:tcMar>
             <w:vAlign w:val="center"/>
           </w:tcPr>
           <w:p>
             <w:pPr>
-              <w:rPr>
-                <w:rFonts w:ascii="Times New Roman" w:hAnsi="Times New Roman"/>
-                <w:sz w:val="26"/>
-              </w:rPr>
-            </w:pPr>
-            <w:r>
-              <w:rPr>
-                <w:rFonts w:ascii="Times New Roman" w:hAnsi="Times New Roman"/>
-                <w:sz w:val="26"/>
-              </w:rPr>
-              <w:t>Bán buôn đồ dùng khác cho gia đình</w:t>
+              <w:jc w:val="center"/>
+              <w:rPr>
+                <w:rFonts w:ascii="Times New Roman" w:eastAsia="Times New Roman" w:hAnsi="Times New Roman" w:cs="Times New Roman"/>
+                <w:sz w:val="24"/>
+              </w:rPr>
+            </w:pPr>
+            <w:r>
+              <w:rPr>
+                <w:rFonts w:ascii="Times New Roman" w:eastAsia="Times New Roman" w:hAnsi="Times New Roman" w:cs="Times New Roman"/>
+              </w:rPr>
+              <w:t>4759</w:t>
             </w:r>
           </w:p>
         </w:tc>
         <w:tc>
           <w:tcPr>
-            <w:tcW w:w="1311" w:type="dxa"/>
-            <w:shd w:val="clear" w:color="auto" w:fill="auto"/>
+            <w:tcW w:w="6123" w:type="dxa"/>
+            <w:tcMar>
+              <w:top w:w="100" w:type="dxa"/>
+              <w:left w:w="100" w:type="dxa"/>
+              <w:bottom w:w="100" w:type="dxa"/>
+              <w:right w:w="100" w:type="dxa"/>
+            </w:tcMar>
             <w:vAlign w:val="center"/>
           </w:tcPr>
           <w:p>
             <w:pPr>
               <w:rPr>
-                <w:rFonts w:ascii="Times New Roman" w:hAnsi="Times New Roman"/>
-                <w:sz w:val="26"/>
-              </w:rPr>
-            </w:pPr>
-            <w:r>
-              <w:rPr>
-                <w:rFonts w:ascii="Times New Roman" w:hAnsi="Times New Roman"/>
-                <w:sz w:val="26"/>
-              </w:rPr>
-              <w:t>4649</w:t>
+                <w:rFonts w:ascii="Times New Roman" w:eastAsia="Times New Roman" w:hAnsi="Times New Roman" w:cs="Times New Roman"/>
+                <w:sz w:val="24"/>
+              </w:rPr>
+            </w:pPr>
+            <w:r>
+              <w:rPr>
+                <w:rFonts w:ascii="Times New Roman" w:eastAsia="Times New Roman" w:hAnsi="Times New Roman" w:cs="Times New Roman"/>
+              </w:rPr>
+              <w:t>Bán lẻ đồ điện gia dụng, giường, tủ, bàn, ghế và đồ nội thất tương tự, đèn và bộ đèn điện, đồ dùng gia đình khác chưa được phân vào đâu</w:t>
             </w:r>
           </w:p>
         </w:tc>
         <w:tc>
           <w:tcPr>
-            <w:tcW w:w="1650" w:type="dxa"/>
-            <w:shd w:val="clear" w:color="auto" w:fill="auto"/>
+            <w:tcW w:w="1247" w:type="dxa"/>
+            <w:tcMar>
+              <w:top w:w="100" w:type="dxa"/>
+              <w:left w:w="100" w:type="dxa"/>
+              <w:bottom w:w="100" w:type="dxa"/>
+              <w:right w:w="100" w:type="dxa"/>
+            </w:tcMar>
             <w:vAlign w:val="center"/>
           </w:tcPr>
-          <w:p/>
+          <w:p>
+            <w:pPr>
+              <w:jc w:val="center"/>
+              <w:rPr>
+                <w:rFonts w:ascii="Times New Roman" w:eastAsia="Times New Roman" w:hAnsi="Times New Roman" w:cs="Times New Roman"/>
+                <w:sz w:val="24"/>
+              </w:rPr>
+            </w:pPr>
+          </w:p>
         </w:tc>
       </w:tr>
       <w:tr>
@@ -7133,21 +7518,26 @@
         </w:trPr>
         <w:tc>
           <w:tcPr>
-            <w:tcW w:w="826" w:type="dxa"/>
-            <w:shd w:val="clear" w:color="auto" w:fill="auto"/>
+            <w:tcW w:w="850" w:type="dxa"/>
+            <w:tcMar>
+              <w:top w:w="100" w:type="dxa"/>
+              <w:left w:w="100" w:type="dxa"/>
+              <w:bottom w:w="100" w:type="dxa"/>
+              <w:right w:w="100" w:type="dxa"/>
+            </w:tcMar>
             <w:vAlign w:val="center"/>
           </w:tcPr>
           <w:p>
             <w:pPr>
-              <w:rPr>
-                <w:rFonts w:ascii="Times New Roman" w:hAnsi="Times New Roman"/>
-                <w:sz w:val="26"/>
-              </w:rPr>
-            </w:pPr>
-            <w:r>
-              <w:rPr>
-                <w:rFonts w:ascii="Times New Roman" w:hAnsi="Times New Roman"/>
-                <w:sz w:val="26"/>
+              <w:jc w:val="center"/>
+              <w:rPr>
+                <w:rFonts w:ascii="Times New Roman" w:eastAsia="Times New Roman" w:hAnsi="Times New Roman" w:cs="Times New Roman"/>
+                <w:sz w:val="24"/>
+              </w:rPr>
+            </w:pPr>
+            <w:r>
+              <w:rPr>
+                <w:rFonts w:ascii="Times New Roman" w:eastAsia="Times New Roman" w:hAnsi="Times New Roman" w:cs="Times New Roman"/>
               </w:rPr>
               <w:t>9</w:t>
             </w:r>
@@ -7155,70 +7545,90 @@
         </w:tc>
         <w:tc>
           <w:tcPr>
-            <w:tcW w:w="5841" w:type="dxa"/>
-            <w:shd w:val="clear" w:color="auto" w:fill="auto"/>
+            <w:tcW w:w="1417" w:type="dxa"/>
+            <w:tcMar>
+              <w:top w:w="100" w:type="dxa"/>
+              <w:left w:w="100" w:type="dxa"/>
+              <w:bottom w:w="100" w:type="dxa"/>
+              <w:right w:w="100" w:type="dxa"/>
+            </w:tcMar>
             <w:vAlign w:val="center"/>
           </w:tcPr>
           <w:p>
             <w:pPr>
-              <w:rPr>
-                <w:rFonts w:ascii="Times New Roman" w:hAnsi="Times New Roman"/>
-                <w:sz w:val="26"/>
-              </w:rPr>
-            </w:pPr>
-            <w:r>
-              <w:rPr>
-                <w:rFonts w:ascii="Times New Roman" w:hAnsi="Times New Roman"/>
-                <w:sz w:val="26"/>
-              </w:rPr>
-              <w:t>Bán buôn thiết bị và linh kiện điện tử, viễn thông</w:t>
-            </w:r>
-          </w:p>
-          <w:p>
-            <w:pPr>
-              <w:rPr>
-                <w:rFonts w:ascii="Times New Roman" w:hAnsi="Times New Roman"/>
-                <w:sz w:val="26"/>
-              </w:rPr>
-            </w:pPr>
-            <w:r>
-              <w:rPr>
-                <w:rFonts w:ascii="Times New Roman" w:hAnsi="Times New Roman"/>
-                <w:sz w:val="26"/>
-              </w:rPr>
-              <w:t>Chi tiết: Các thiết bị máy vi tính, linh kiện phụ kiện điện tử, điện thoại, thiết bị camera.....</w:t>
+              <w:jc w:val="center"/>
+              <w:rPr>
+                <w:rFonts w:ascii="Times New Roman" w:eastAsia="Times New Roman" w:hAnsi="Times New Roman" w:cs="Times New Roman"/>
+                <w:sz w:val="24"/>
+              </w:rPr>
+            </w:pPr>
+            <w:r>
+              <w:rPr>
+                <w:rFonts w:ascii="Times New Roman" w:eastAsia="Times New Roman" w:hAnsi="Times New Roman" w:cs="Times New Roman"/>
+              </w:rPr>
+              <w:t>4773</w:t>
             </w:r>
           </w:p>
         </w:tc>
         <w:tc>
           <w:tcPr>
-            <w:tcW w:w="1311" w:type="dxa"/>
-            <w:shd w:val="clear" w:color="auto" w:fill="auto"/>
+            <w:tcW w:w="6123" w:type="dxa"/>
+            <w:tcMar>
+              <w:top w:w="100" w:type="dxa"/>
+              <w:left w:w="100" w:type="dxa"/>
+              <w:bottom w:w="100" w:type="dxa"/>
+              <w:right w:w="100" w:type="dxa"/>
+            </w:tcMar>
             <w:vAlign w:val="center"/>
           </w:tcPr>
           <w:p>
             <w:pPr>
               <w:rPr>
-                <w:rFonts w:ascii="Times New Roman" w:hAnsi="Times New Roman"/>
-                <w:sz w:val="26"/>
-              </w:rPr>
-            </w:pPr>
-            <w:r>
-              <w:rPr>
-                <w:rFonts w:ascii="Times New Roman" w:hAnsi="Times New Roman"/>
-                <w:sz w:val="26"/>
-              </w:rPr>
-              <w:t>4652</w:t>
+                <w:rFonts w:ascii="Times New Roman" w:eastAsia="Times New Roman" w:hAnsi="Times New Roman" w:cs="Times New Roman"/>
+              </w:rPr>
+            </w:pPr>
+            <w:r>
+              <w:rPr>
+                <w:rFonts w:ascii="Times New Roman" w:eastAsia="Times New Roman" w:hAnsi="Times New Roman" w:cs="Times New Roman"/>
+              </w:rPr>
+              <w:t>Bán lẻ hàng hóa khác mới (trừ ô tô, mô tô, xe máy và các bộ phận phụ trợ).</w:t>
+            </w:r>
+          </w:p>
+          <w:p>
+            <w:pPr>
+              <w:rPr>
+                <w:rFonts w:ascii="Times New Roman" w:eastAsia="Times New Roman" w:hAnsi="Times New Roman" w:cs="Times New Roman"/>
+                <w:sz w:val="24"/>
+              </w:rPr>
+            </w:pPr>
+            <w:r>
+              <w:rPr>
+                <w:rFonts w:ascii="Times New Roman" w:eastAsia="Times New Roman" w:hAnsi="Times New Roman" w:cs="Times New Roman"/>
+              </w:rPr>
+              <w:t xml:space="preserve"> Chi tiết: - Bán lẻ các loại băng keo, dây đai, màng PE. Bán lẻ các loại máy móc, thiết bị sản xuất băng keo, dây đai, màng PE - Bán lẻ hoa, cây cảnh</w:t>
             </w:r>
           </w:p>
         </w:tc>
         <w:tc>
           <w:tcPr>
-            <w:tcW w:w="1650" w:type="dxa"/>
-            <w:shd w:val="clear" w:color="auto" w:fill="auto"/>
+            <w:tcW w:w="1247" w:type="dxa"/>
+            <w:tcMar>
+              <w:top w:w="100" w:type="dxa"/>
+              <w:left w:w="100" w:type="dxa"/>
+              <w:bottom w:w="100" w:type="dxa"/>
+              <w:right w:w="100" w:type="dxa"/>
+            </w:tcMar>
             <w:vAlign w:val="center"/>
           </w:tcPr>
-          <w:p/>
+          <w:p>
+            <w:pPr>
+              <w:jc w:val="center"/>
+              <w:rPr>
+                <w:rFonts w:ascii="Times New Roman" w:eastAsia="Times New Roman" w:hAnsi="Times New Roman" w:cs="Times New Roman"/>
+                <w:sz w:val="24"/>
+              </w:rPr>
+            </w:pPr>
+          </w:p>
         </w:tc>
       </w:tr>
       <w:tr>
@@ -7227,21 +7637,26 @@
         </w:trPr>
         <w:tc>
           <w:tcPr>
-            <w:tcW w:w="826" w:type="dxa"/>
-            <w:shd w:val="clear" w:color="auto" w:fill="auto"/>
+            <w:tcW w:w="850" w:type="dxa"/>
+            <w:tcMar>
+              <w:top w:w="100" w:type="dxa"/>
+              <w:left w:w="100" w:type="dxa"/>
+              <w:bottom w:w="100" w:type="dxa"/>
+              <w:right w:w="100" w:type="dxa"/>
+            </w:tcMar>
             <w:vAlign w:val="center"/>
           </w:tcPr>
           <w:p>
             <w:pPr>
-              <w:rPr>
-                <w:rFonts w:ascii="Times New Roman" w:hAnsi="Times New Roman"/>
-                <w:sz w:val="26"/>
-              </w:rPr>
-            </w:pPr>
-            <w:r>
-              <w:rPr>
-                <w:rFonts w:ascii="Times New Roman" w:hAnsi="Times New Roman"/>
-                <w:sz w:val="26"/>
+              <w:jc w:val="center"/>
+              <w:rPr>
+                <w:rFonts w:ascii="Times New Roman" w:eastAsia="Times New Roman" w:hAnsi="Times New Roman" w:cs="Times New Roman"/>
+                <w:sz w:val="24"/>
+              </w:rPr>
+            </w:pPr>
+            <w:r>
+              <w:rPr>
+                <w:rFonts w:ascii="Times New Roman" w:eastAsia="Times New Roman" w:hAnsi="Times New Roman" w:cs="Times New Roman"/>
               </w:rPr>
               <w:t>10</w:t>
             </w:r>
@@ -7249,70 +7664,90 @@
         </w:tc>
         <w:tc>
           <w:tcPr>
-            <w:tcW w:w="5841" w:type="dxa"/>
-            <w:shd w:val="clear" w:color="auto" w:fill="auto"/>
+            <w:tcW w:w="1417" w:type="dxa"/>
+            <w:tcMar>
+              <w:top w:w="100" w:type="dxa"/>
+              <w:left w:w="100" w:type="dxa"/>
+              <w:bottom w:w="100" w:type="dxa"/>
+              <w:right w:w="100" w:type="dxa"/>
+            </w:tcMar>
             <w:vAlign w:val="center"/>
           </w:tcPr>
           <w:p>
             <w:pPr>
-              <w:rPr>
-                <w:rFonts w:ascii="Times New Roman" w:hAnsi="Times New Roman"/>
-                <w:sz w:val="26"/>
-              </w:rPr>
-            </w:pPr>
-            <w:r>
-              <w:rPr>
-                <w:rFonts w:ascii="Times New Roman" w:hAnsi="Times New Roman"/>
-                <w:sz w:val="26"/>
-              </w:rPr>
-              <w:t>Lắp đặt hệ thống xây dựng khác</w:t>
-            </w:r>
-          </w:p>
-          <w:p>
-            <w:pPr>
-              <w:rPr>
-                <w:rFonts w:ascii="Times New Roman" w:hAnsi="Times New Roman"/>
-                <w:sz w:val="26"/>
-              </w:rPr>
-            </w:pPr>
-            <w:r>
-              <w:rPr>
-                <w:rFonts w:ascii="Times New Roman" w:hAnsi="Times New Roman"/>
-                <w:sz w:val="26"/>
-              </w:rPr>
-              <w:t>Chi tiết: hệ thống báo cháy, chữa cháy, hệ thống chống trộm, camera quan sát.</w:t>
+              <w:jc w:val="center"/>
+              <w:rPr>
+                <w:rFonts w:ascii="Times New Roman" w:eastAsia="Times New Roman" w:hAnsi="Times New Roman" w:cs="Times New Roman"/>
+                <w:sz w:val="24"/>
+              </w:rPr>
+            </w:pPr>
+            <w:r>
+              <w:rPr>
+                <w:rFonts w:ascii="Times New Roman" w:eastAsia="Times New Roman" w:hAnsi="Times New Roman" w:cs="Times New Roman"/>
+              </w:rPr>
+              <w:t>4649</w:t>
             </w:r>
           </w:p>
         </w:tc>
         <w:tc>
           <w:tcPr>
-            <w:tcW w:w="1311" w:type="dxa"/>
-            <w:shd w:val="clear" w:color="auto" w:fill="auto"/>
+            <w:tcW w:w="6123" w:type="dxa"/>
+            <w:tcMar>
+              <w:top w:w="100" w:type="dxa"/>
+              <w:left w:w="100" w:type="dxa"/>
+              <w:bottom w:w="100" w:type="dxa"/>
+              <w:right w:w="100" w:type="dxa"/>
+            </w:tcMar>
             <w:vAlign w:val="center"/>
           </w:tcPr>
           <w:p>
             <w:pPr>
               <w:rPr>
-                <w:rFonts w:ascii="Times New Roman" w:hAnsi="Times New Roman"/>
-                <w:sz w:val="26"/>
-              </w:rPr>
-            </w:pPr>
-            <w:r>
-              <w:rPr>
-                <w:rFonts w:ascii="Times New Roman" w:hAnsi="Times New Roman"/>
-                <w:sz w:val="26"/>
-              </w:rPr>
-              <w:t>4329</w:t>
+                <w:rFonts w:ascii="Times New Roman" w:eastAsia="Times New Roman" w:hAnsi="Times New Roman" w:cs="Times New Roman"/>
+              </w:rPr>
+            </w:pPr>
+            <w:r>
+              <w:rPr>
+                <w:rFonts w:ascii="Times New Roman" w:eastAsia="Times New Roman" w:hAnsi="Times New Roman" w:cs="Times New Roman"/>
+              </w:rPr>
+              <w:t>Bán buôn đồ dùng khác cho gia đình.</w:t>
+            </w:r>
+          </w:p>
+          <w:p>
+            <w:pPr>
+              <w:rPr>
+                <w:rFonts w:ascii="Times New Roman" w:eastAsia="Times New Roman" w:hAnsi="Times New Roman" w:cs="Times New Roman"/>
+                <w:sz w:val="24"/>
+              </w:rPr>
+            </w:pPr>
+            <w:r>
+              <w:rPr>
+                <w:rFonts w:ascii="Times New Roman" w:eastAsia="Times New Roman" w:hAnsi="Times New Roman" w:cs="Times New Roman"/>
+              </w:rPr>
+              <w:t xml:space="preserve"> Chi tiết: - Bán buôn vali, cặp, túi, ví, hàng da và giả da khác - Bán buôn nước hoa, hàng mỹ phẩm và chế phẩm vệ sinh (trừ dược phẩm). - Bán buôn hàng gốm, sứ, thủy tinh - Bán buôn đồ điện gia dụng, đèn và bộ đèn điện - Bán buôn giường, tủ, bàn ghế và đồ dùng nội thất tương tự - Bán buôn sách, báo, tạp chí, văn phòng phẩm (Trừ các sản phẩm văn hóa phản động, đồi trụy, mê tín dị đoan hoặc có hại tới giáo dục thẩm mỹ, nhân cách) - Bán buôn đồ dùng khác cho gia đình chưa được phân vào đâu.</w:t>
             </w:r>
           </w:p>
         </w:tc>
         <w:tc>
           <w:tcPr>
-            <w:tcW w:w="1650" w:type="dxa"/>
-            <w:shd w:val="clear" w:color="auto" w:fill="auto"/>
+            <w:tcW w:w="1247" w:type="dxa"/>
+            <w:tcMar>
+              <w:top w:w="100" w:type="dxa"/>
+              <w:left w:w="100" w:type="dxa"/>
+              <w:bottom w:w="100" w:type="dxa"/>
+              <w:right w:w="100" w:type="dxa"/>
+            </w:tcMar>
             <w:vAlign w:val="center"/>
           </w:tcPr>
-          <w:p/>
+          <w:p>
+            <w:pPr>
+              <w:jc w:val="center"/>
+              <w:rPr>
+                <w:rFonts w:ascii="Times New Roman" w:eastAsia="Times New Roman" w:hAnsi="Times New Roman" w:cs="Times New Roman"/>
+                <w:sz w:val="24"/>
+              </w:rPr>
+            </w:pPr>
+          </w:p>
         </w:tc>
       </w:tr>
       <w:tr>
@@ -7321,21 +7756,26 @@
         </w:trPr>
         <w:tc>
           <w:tcPr>
-            <w:tcW w:w="826" w:type="dxa"/>
-            <w:shd w:val="clear" w:color="auto" w:fill="auto"/>
+            <w:tcW w:w="850" w:type="dxa"/>
+            <w:tcMar>
+              <w:top w:w="100" w:type="dxa"/>
+              <w:left w:w="100" w:type="dxa"/>
+              <w:bottom w:w="100" w:type="dxa"/>
+              <w:right w:w="100" w:type="dxa"/>
+            </w:tcMar>
             <w:vAlign w:val="center"/>
           </w:tcPr>
           <w:p>
             <w:pPr>
-              <w:rPr>
-                <w:rFonts w:ascii="Times New Roman" w:hAnsi="Times New Roman"/>
-                <w:sz w:val="26"/>
-              </w:rPr>
-            </w:pPr>
-            <w:r>
-              <w:rPr>
-                <w:rFonts w:ascii="Times New Roman" w:hAnsi="Times New Roman"/>
-                <w:sz w:val="26"/>
+              <w:jc w:val="center"/>
+              <w:rPr>
+                <w:rFonts w:ascii="Times New Roman" w:eastAsia="Times New Roman" w:hAnsi="Times New Roman" w:cs="Times New Roman"/>
+                <w:sz w:val="24"/>
+              </w:rPr>
+            </w:pPr>
+            <w:r>
+              <w:rPr>
+                <w:rFonts w:ascii="Times New Roman" w:eastAsia="Times New Roman" w:hAnsi="Times New Roman" w:cs="Times New Roman"/>
               </w:rPr>
               <w:t>11</w:t>
             </w:r>
@@ -7343,70 +7783,621 @@
         </w:tc>
         <w:tc>
           <w:tcPr>
-            <w:tcW w:w="5841" w:type="dxa"/>
-            <w:shd w:val="clear" w:color="auto" w:fill="auto"/>
+            <w:tcW w:w="1417" w:type="dxa"/>
+            <w:tcMar>
+              <w:top w:w="100" w:type="dxa"/>
+              <w:left w:w="100" w:type="dxa"/>
+              <w:bottom w:w="100" w:type="dxa"/>
+              <w:right w:w="100" w:type="dxa"/>
+            </w:tcMar>
             <w:vAlign w:val="center"/>
           </w:tcPr>
           <w:p>
             <w:pPr>
-              <w:rPr>
-                <w:rFonts w:ascii="Times New Roman" w:hAnsi="Times New Roman"/>
-                <w:sz w:val="26"/>
-              </w:rPr>
-            </w:pPr>
-            <w:r>
-              <w:rPr>
-                <w:rFonts w:ascii="Times New Roman" w:hAnsi="Times New Roman"/>
-                <w:sz w:val="26"/>
-              </w:rPr>
-              <w:t>Lắp đặt hệ thống điện</w:t>
-            </w:r>
-          </w:p>
-          <w:p>
-            <w:pPr>
-              <w:rPr>
-                <w:rFonts w:ascii="Times New Roman" w:hAnsi="Times New Roman"/>
-                <w:sz w:val="26"/>
-              </w:rPr>
-            </w:pPr>
-            <w:r>
-              <w:rPr>
-                <w:rFonts w:ascii="Times New Roman" w:hAnsi="Times New Roman"/>
-                <w:sz w:val="26"/>
-              </w:rPr>
-              <w:t>chi tiết: Thi công lắp đặt hệ thống cơ- điện lạnh, hệ thống công trình dân dụng....</w:t>
+              <w:jc w:val="center"/>
+              <w:rPr>
+                <w:rFonts w:ascii="Times New Roman" w:eastAsia="Times New Roman" w:hAnsi="Times New Roman" w:cs="Times New Roman"/>
+                <w:sz w:val="24"/>
+              </w:rPr>
+            </w:pPr>
+            <w:r>
+              <w:rPr>
+                <w:rFonts w:ascii="Times New Roman" w:eastAsia="Times New Roman" w:hAnsi="Times New Roman" w:cs="Times New Roman"/>
+              </w:rPr>
+              <w:t>4631</w:t>
             </w:r>
           </w:p>
         </w:tc>
         <w:tc>
           <w:tcPr>
-            <w:tcW w:w="1311" w:type="dxa"/>
-            <w:shd w:val="clear" w:color="auto" w:fill="auto"/>
+            <w:tcW w:w="6123" w:type="dxa"/>
+            <w:tcMar>
+              <w:top w:w="100" w:type="dxa"/>
+              <w:left w:w="100" w:type="dxa"/>
+              <w:bottom w:w="100" w:type="dxa"/>
+              <w:right w:w="100" w:type="dxa"/>
+            </w:tcMar>
             <w:vAlign w:val="center"/>
           </w:tcPr>
           <w:p>
             <w:pPr>
               <w:rPr>
-                <w:rFonts w:ascii="Times New Roman" w:hAnsi="Times New Roman"/>
-                <w:sz w:val="26"/>
-              </w:rPr>
-            </w:pPr>
-            <w:r>
-              <w:rPr>
-                <w:rFonts w:ascii="Times New Roman" w:hAnsi="Times New Roman"/>
-                <w:sz w:val="26"/>
-              </w:rPr>
-              <w:t>4321</w:t>
+                <w:rFonts w:ascii="Times New Roman" w:eastAsia="Times New Roman" w:hAnsi="Times New Roman" w:cs="Times New Roman"/>
+                <w:sz w:val="24"/>
+              </w:rPr>
+            </w:pPr>
+            <w:r>
+              <w:rPr>
+                <w:rFonts w:ascii="Times New Roman" w:eastAsia="Times New Roman" w:hAnsi="Times New Roman" w:cs="Times New Roman"/>
+              </w:rPr>
+              <w:t>Bán buôn gạo, lúa mỳ, sản phẩm từ ngũ cốc khác, bột mỳ</w:t>
             </w:r>
           </w:p>
         </w:tc>
         <w:tc>
           <w:tcPr>
-            <w:tcW w:w="1650" w:type="dxa"/>
-            <w:shd w:val="clear" w:color="auto" w:fill="auto"/>
+            <w:tcW w:w="1247" w:type="dxa"/>
+            <w:tcMar>
+              <w:top w:w="100" w:type="dxa"/>
+              <w:left w:w="100" w:type="dxa"/>
+              <w:bottom w:w="100" w:type="dxa"/>
+              <w:right w:w="100" w:type="dxa"/>
+            </w:tcMar>
             <w:vAlign w:val="center"/>
           </w:tcPr>
-          <w:p/>
+          <w:p>
+            <w:pPr>
+              <w:jc w:val="center"/>
+              <w:rPr>
+                <w:rFonts w:ascii="Times New Roman" w:eastAsia="Times New Roman" w:hAnsi="Times New Roman" w:cs="Times New Roman"/>
+                <w:sz w:val="24"/>
+              </w:rPr>
+            </w:pPr>
+          </w:p>
+        </w:tc>
+      </w:tr>
+      <w:tr>
+        <w:trPr>
+          <w:jc w:val="center"/>
+        </w:trPr>
+        <w:tc>
+          <w:tcPr>
+            <w:tcW w:w="850" w:type="dxa"/>
+            <w:tcMar>
+              <w:top w:w="100" w:type="dxa"/>
+              <w:left w:w="100" w:type="dxa"/>
+              <w:bottom w:w="100" w:type="dxa"/>
+              <w:right w:w="100" w:type="dxa"/>
+            </w:tcMar>
+            <w:vAlign w:val="center"/>
+          </w:tcPr>
+          <w:p>
+            <w:pPr>
+              <w:jc w:val="center"/>
+              <w:rPr>
+                <w:rFonts w:ascii="Times New Roman" w:eastAsia="Times New Roman" w:hAnsi="Times New Roman" w:cs="Times New Roman"/>
+                <w:sz w:val="24"/>
+              </w:rPr>
+            </w:pPr>
+            <w:r>
+              <w:rPr>
+                <w:rFonts w:ascii="Times New Roman" w:eastAsia="Times New Roman" w:hAnsi="Times New Roman" w:cs="Times New Roman"/>
+              </w:rPr>
+              <w:t>12</w:t>
+            </w:r>
+          </w:p>
+        </w:tc>
+        <w:tc>
+          <w:tcPr>
+            <w:tcW w:w="1417" w:type="dxa"/>
+            <w:tcMar>
+              <w:top w:w="100" w:type="dxa"/>
+              <w:left w:w="100" w:type="dxa"/>
+              <w:bottom w:w="100" w:type="dxa"/>
+              <w:right w:w="100" w:type="dxa"/>
+            </w:tcMar>
+            <w:vAlign w:val="center"/>
+          </w:tcPr>
+          <w:p>
+            <w:pPr>
+              <w:jc w:val="center"/>
+              <w:rPr>
+                <w:rFonts w:ascii="Times New Roman" w:eastAsia="Times New Roman" w:hAnsi="Times New Roman" w:cs="Times New Roman"/>
+                <w:sz w:val="24"/>
+              </w:rPr>
+            </w:pPr>
+            <w:r>
+              <w:rPr>
+                <w:rFonts w:ascii="Times New Roman" w:eastAsia="Times New Roman" w:hAnsi="Times New Roman" w:cs="Times New Roman"/>
+              </w:rPr>
+              <w:t>4620</w:t>
+            </w:r>
+          </w:p>
+        </w:tc>
+        <w:tc>
+          <w:tcPr>
+            <w:tcW w:w="6123" w:type="dxa"/>
+            <w:tcMar>
+              <w:top w:w="100" w:type="dxa"/>
+              <w:left w:w="100" w:type="dxa"/>
+              <w:bottom w:w="100" w:type="dxa"/>
+              <w:right w:w="100" w:type="dxa"/>
+            </w:tcMar>
+            <w:vAlign w:val="center"/>
+          </w:tcPr>
+          <w:p>
+            <w:pPr>
+              <w:rPr>
+                <w:rFonts w:ascii="Times New Roman" w:eastAsia="Times New Roman" w:hAnsi="Times New Roman" w:cs="Times New Roman"/>
+              </w:rPr>
+            </w:pPr>
+            <w:r>
+              <w:rPr>
+                <w:rFonts w:ascii="Times New Roman" w:eastAsia="Times New Roman" w:hAnsi="Times New Roman" w:cs="Times New Roman"/>
+              </w:rPr>
+              <w:t xml:space="preserve">Bán buôn nông, lâm sản nguyên liệu (trừ gỗ, tre, nứa) và động vật sống. </w:t>
+            </w:r>
+          </w:p>
+          <w:p>
+            <w:pPr>
+              <w:rPr>
+                <w:rFonts w:ascii="Times New Roman" w:eastAsia="Times New Roman" w:hAnsi="Times New Roman" w:cs="Times New Roman"/>
+                <w:sz w:val="24"/>
+              </w:rPr>
+            </w:pPr>
+            <w:r>
+              <w:rPr>
+                <w:rFonts w:ascii="Times New Roman" w:eastAsia="Times New Roman" w:hAnsi="Times New Roman" w:cs="Times New Roman"/>
+              </w:rPr>
+              <w:t>Chi tiết: - Bán buôn thóc, ngô và các loại hạt ngũ cốc khác - Bán buôn hoa và cây - Bán buôn thức ăn và nguyên liệu làm thức ăn cho gia súc, gia cầm và thuỷ sản</w:t>
+            </w:r>
+          </w:p>
+        </w:tc>
+        <w:tc>
+          <w:tcPr>
+            <w:tcW w:w="1247" w:type="dxa"/>
+            <w:tcMar>
+              <w:top w:w="100" w:type="dxa"/>
+              <w:left w:w="100" w:type="dxa"/>
+              <w:bottom w:w="100" w:type="dxa"/>
+              <w:right w:w="100" w:type="dxa"/>
+            </w:tcMar>
+            <w:vAlign w:val="center"/>
+          </w:tcPr>
+          <w:p>
+            <w:pPr>
+              <w:jc w:val="center"/>
+              <w:rPr>
+                <w:rFonts w:ascii="Times New Roman" w:eastAsia="Times New Roman" w:hAnsi="Times New Roman" w:cs="Times New Roman"/>
+                <w:sz w:val="24"/>
+              </w:rPr>
+            </w:pPr>
+          </w:p>
+        </w:tc>
+      </w:tr>
+      <w:tr>
+        <w:trPr>
+          <w:jc w:val="center"/>
+        </w:trPr>
+        <w:tc>
+          <w:tcPr>
+            <w:tcW w:w="850" w:type="dxa"/>
+            <w:tcMar>
+              <w:top w:w="100" w:type="dxa"/>
+              <w:left w:w="100" w:type="dxa"/>
+              <w:bottom w:w="100" w:type="dxa"/>
+              <w:right w:w="100" w:type="dxa"/>
+            </w:tcMar>
+            <w:vAlign w:val="center"/>
+          </w:tcPr>
+          <w:p>
+            <w:pPr>
+              <w:jc w:val="center"/>
+              <w:rPr>
+                <w:rFonts w:ascii="Times New Roman" w:eastAsia="Times New Roman" w:hAnsi="Times New Roman" w:cs="Times New Roman"/>
+                <w:sz w:val="24"/>
+              </w:rPr>
+            </w:pPr>
+            <w:r>
+              <w:rPr>
+                <w:rFonts w:ascii="Times New Roman" w:eastAsia="Times New Roman" w:hAnsi="Times New Roman" w:cs="Times New Roman"/>
+              </w:rPr>
+              <w:t>13</w:t>
+            </w:r>
+          </w:p>
+        </w:tc>
+        <w:tc>
+          <w:tcPr>
+            <w:tcW w:w="1417" w:type="dxa"/>
+            <w:tcMar>
+              <w:top w:w="100" w:type="dxa"/>
+              <w:left w:w="100" w:type="dxa"/>
+              <w:bottom w:w="100" w:type="dxa"/>
+              <w:right w:w="100" w:type="dxa"/>
+            </w:tcMar>
+            <w:vAlign w:val="center"/>
+          </w:tcPr>
+          <w:p>
+            <w:pPr>
+              <w:jc w:val="center"/>
+              <w:rPr>
+                <w:rFonts w:ascii="Times New Roman" w:eastAsia="Times New Roman" w:hAnsi="Times New Roman" w:cs="Times New Roman"/>
+                <w:sz w:val="24"/>
+              </w:rPr>
+            </w:pPr>
+            <w:r>
+              <w:rPr>
+                <w:rFonts w:ascii="Times New Roman" w:eastAsia="Times New Roman" w:hAnsi="Times New Roman" w:cs="Times New Roman"/>
+              </w:rPr>
+              <w:t>4740</w:t>
+            </w:r>
+          </w:p>
+        </w:tc>
+        <w:tc>
+          <w:tcPr>
+            <w:tcW w:w="6123" w:type="dxa"/>
+            <w:tcMar>
+              <w:top w:w="100" w:type="dxa"/>
+              <w:left w:w="100" w:type="dxa"/>
+              <w:bottom w:w="100" w:type="dxa"/>
+              <w:right w:w="100" w:type="dxa"/>
+            </w:tcMar>
+            <w:vAlign w:val="center"/>
+          </w:tcPr>
+          <w:p>
+            <w:pPr>
+              <w:rPr>
+                <w:rFonts w:ascii="Times New Roman" w:eastAsia="Times New Roman" w:hAnsi="Times New Roman" w:cs="Times New Roman"/>
+                <w:sz w:val="24"/>
+              </w:rPr>
+            </w:pPr>
+            <w:r>
+              <w:rPr>
+                <w:rFonts w:ascii="Times New Roman" w:eastAsia="Times New Roman" w:hAnsi="Times New Roman" w:cs="Times New Roman"/>
+              </w:rPr>
+              <w:t>Bán lẻ thiết bị công nghệ thông tin và truyền thông</w:t>
+            </w:r>
+          </w:p>
+        </w:tc>
+        <w:tc>
+          <w:tcPr>
+            <w:tcW w:w="1247" w:type="dxa"/>
+            <w:tcMar>
+              <w:top w:w="100" w:type="dxa"/>
+              <w:left w:w="100" w:type="dxa"/>
+              <w:bottom w:w="100" w:type="dxa"/>
+              <w:right w:w="100" w:type="dxa"/>
+            </w:tcMar>
+            <w:vAlign w:val="center"/>
+          </w:tcPr>
+          <w:p>
+            <w:pPr>
+              <w:jc w:val="center"/>
+              <w:rPr>
+                <w:rFonts w:ascii="Times New Roman" w:eastAsia="Times New Roman" w:hAnsi="Times New Roman" w:cs="Times New Roman"/>
+                <w:sz w:val="24"/>
+              </w:rPr>
+            </w:pPr>
+          </w:p>
+        </w:tc>
+      </w:tr>
+      <w:tr>
+        <w:trPr>
+          <w:jc w:val="center"/>
+        </w:trPr>
+        <w:tc>
+          <w:tcPr>
+            <w:tcW w:w="850" w:type="dxa"/>
+            <w:tcMar>
+              <w:top w:w="100" w:type="dxa"/>
+              <w:left w:w="100" w:type="dxa"/>
+              <w:bottom w:w="100" w:type="dxa"/>
+              <w:right w:w="100" w:type="dxa"/>
+            </w:tcMar>
+            <w:vAlign w:val="center"/>
+          </w:tcPr>
+          <w:p>
+            <w:pPr>
+              <w:jc w:val="center"/>
+              <w:rPr>
+                <w:rFonts w:ascii="Times New Roman" w:eastAsia="Times New Roman" w:hAnsi="Times New Roman" w:cs="Times New Roman"/>
+                <w:sz w:val="24"/>
+              </w:rPr>
+            </w:pPr>
+            <w:r>
+              <w:rPr>
+                <w:rFonts w:ascii="Times New Roman" w:eastAsia="Times New Roman" w:hAnsi="Times New Roman" w:cs="Times New Roman"/>
+              </w:rPr>
+              <w:t>14</w:t>
+            </w:r>
+          </w:p>
+        </w:tc>
+        <w:tc>
+          <w:tcPr>
+            <w:tcW w:w="1417" w:type="dxa"/>
+            <w:tcMar>
+              <w:top w:w="100" w:type="dxa"/>
+              <w:left w:w="100" w:type="dxa"/>
+              <w:bottom w:w="100" w:type="dxa"/>
+              <w:right w:w="100" w:type="dxa"/>
+            </w:tcMar>
+            <w:vAlign w:val="center"/>
+          </w:tcPr>
+          <w:p>
+            <w:pPr>
+              <w:jc w:val="center"/>
+              <w:rPr>
+                <w:rFonts w:ascii="Times New Roman" w:eastAsia="Times New Roman" w:hAnsi="Times New Roman" w:cs="Times New Roman"/>
+                <w:sz w:val="24"/>
+              </w:rPr>
+            </w:pPr>
+            <w:r>
+              <w:rPr>
+                <w:rFonts w:ascii="Times New Roman" w:eastAsia="Times New Roman" w:hAnsi="Times New Roman" w:cs="Times New Roman"/>
+              </w:rPr>
+              <w:t>4751</w:t>
+            </w:r>
+          </w:p>
+        </w:tc>
+        <w:tc>
+          <w:tcPr>
+            <w:tcW w:w="6123" w:type="dxa"/>
+            <w:tcMar>
+              <w:top w:w="100" w:type="dxa"/>
+              <w:left w:w="100" w:type="dxa"/>
+              <w:bottom w:w="100" w:type="dxa"/>
+              <w:right w:w="100" w:type="dxa"/>
+            </w:tcMar>
+            <w:vAlign w:val="center"/>
+          </w:tcPr>
+          <w:p>
+            <w:pPr>
+              <w:rPr>
+                <w:rFonts w:ascii="Times New Roman" w:eastAsia="Times New Roman" w:hAnsi="Times New Roman" w:cs="Times New Roman"/>
+                <w:sz w:val="24"/>
+              </w:rPr>
+            </w:pPr>
+            <w:r>
+              <w:rPr>
+                <w:rFonts w:ascii="Times New Roman" w:eastAsia="Times New Roman" w:hAnsi="Times New Roman" w:cs="Times New Roman"/>
+              </w:rPr>
+              <w:t>Bán lẻ vải, len, sợi, chỉ khâu và hàng dệt khác</w:t>
+            </w:r>
+          </w:p>
+        </w:tc>
+        <w:tc>
+          <w:tcPr>
+            <w:tcW w:w="1247" w:type="dxa"/>
+            <w:tcMar>
+              <w:top w:w="100" w:type="dxa"/>
+              <w:left w:w="100" w:type="dxa"/>
+              <w:bottom w:w="100" w:type="dxa"/>
+              <w:right w:w="100" w:type="dxa"/>
+            </w:tcMar>
+            <w:vAlign w:val="center"/>
+          </w:tcPr>
+          <w:p>
+            <w:pPr>
+              <w:jc w:val="center"/>
+              <w:rPr>
+                <w:rFonts w:ascii="Times New Roman" w:eastAsia="Times New Roman" w:hAnsi="Times New Roman" w:cs="Times New Roman"/>
+                <w:sz w:val="24"/>
+              </w:rPr>
+            </w:pPr>
+          </w:p>
+        </w:tc>
+      </w:tr>
+      <w:tr>
+        <w:trPr>
+          <w:jc w:val="center"/>
+        </w:trPr>
+        <w:tc>
+          <w:tcPr>
+            <w:tcW w:w="850" w:type="dxa"/>
+            <w:tcMar>
+              <w:top w:w="100" w:type="dxa"/>
+              <w:left w:w="100" w:type="dxa"/>
+              <w:bottom w:w="100" w:type="dxa"/>
+              <w:right w:w="100" w:type="dxa"/>
+            </w:tcMar>
+            <w:vAlign w:val="center"/>
+          </w:tcPr>
+          <w:p>
+            <w:pPr>
+              <w:jc w:val="center"/>
+              <w:rPr>
+                <w:rFonts w:ascii="Times New Roman" w:eastAsia="Times New Roman" w:hAnsi="Times New Roman" w:cs="Times New Roman"/>
+                <w:sz w:val="24"/>
+              </w:rPr>
+            </w:pPr>
+            <w:r>
+              <w:rPr>
+                <w:rFonts w:ascii="Times New Roman" w:eastAsia="Times New Roman" w:hAnsi="Times New Roman" w:cs="Times New Roman"/>
+              </w:rPr>
+              <w:lastRenderedPageBreak/>
+              <w:t>15</w:t>
+            </w:r>
+          </w:p>
+        </w:tc>
+        <w:tc>
+          <w:tcPr>
+            <w:tcW w:w="1417" w:type="dxa"/>
+            <w:tcMar>
+              <w:top w:w="100" w:type="dxa"/>
+              <w:left w:w="100" w:type="dxa"/>
+              <w:bottom w:w="100" w:type="dxa"/>
+              <w:right w:w="100" w:type="dxa"/>
+            </w:tcMar>
+            <w:vAlign w:val="center"/>
+          </w:tcPr>
+          <w:p>
+            <w:pPr>
+              <w:jc w:val="center"/>
+              <w:rPr>
+                <w:rFonts w:ascii="Times New Roman" w:eastAsia="Times New Roman" w:hAnsi="Times New Roman" w:cs="Times New Roman"/>
+                <w:sz w:val="24"/>
+              </w:rPr>
+            </w:pPr>
+            <w:r>
+              <w:rPr>
+                <w:rFonts w:ascii="Times New Roman" w:eastAsia="Times New Roman" w:hAnsi="Times New Roman" w:cs="Times New Roman"/>
+              </w:rPr>
+              <w:t>4753</w:t>
+            </w:r>
+          </w:p>
+        </w:tc>
+        <w:tc>
+          <w:tcPr>
+            <w:tcW w:w="6123" w:type="dxa"/>
+            <w:tcMar>
+              <w:top w:w="100" w:type="dxa"/>
+              <w:left w:w="100" w:type="dxa"/>
+              <w:bottom w:w="100" w:type="dxa"/>
+              <w:right w:w="100" w:type="dxa"/>
+            </w:tcMar>
+            <w:vAlign w:val="center"/>
+          </w:tcPr>
+          <w:p>
+            <w:pPr>
+              <w:rPr>
+                <w:rFonts w:ascii="Times New Roman" w:eastAsia="Times New Roman" w:hAnsi="Times New Roman" w:cs="Times New Roman"/>
+                <w:sz w:val="24"/>
+              </w:rPr>
+            </w:pPr>
+            <w:r>
+              <w:rPr>
+                <w:rFonts w:ascii="Times New Roman" w:eastAsia="Times New Roman" w:hAnsi="Times New Roman" w:cs="Times New Roman"/>
+              </w:rPr>
+              <w:t>Bán lẻ thảm, đệm, chăn, màn, rèm, vật liệu phủ tường và sàn</w:t>
+            </w:r>
+          </w:p>
+        </w:tc>
+        <w:tc>
+          <w:tcPr>
+            <w:tcW w:w="1247" w:type="dxa"/>
+            <w:tcMar>
+              <w:top w:w="100" w:type="dxa"/>
+              <w:left w:w="100" w:type="dxa"/>
+              <w:bottom w:w="100" w:type="dxa"/>
+              <w:right w:w="100" w:type="dxa"/>
+            </w:tcMar>
+            <w:vAlign w:val="center"/>
+          </w:tcPr>
+          <w:p>
+            <w:pPr>
+              <w:jc w:val="center"/>
+              <w:rPr>
+                <w:rFonts w:ascii="Times New Roman" w:eastAsia="Times New Roman" w:hAnsi="Times New Roman" w:cs="Times New Roman"/>
+                <w:sz w:val="24"/>
+              </w:rPr>
+            </w:pPr>
+          </w:p>
+        </w:tc>
+      </w:tr>
+      <w:tr>
+        <w:trPr>
+          <w:jc w:val="center"/>
+        </w:trPr>
+        <w:tc>
+          <w:tcPr>
+            <w:tcW w:w="850" w:type="dxa"/>
+            <w:tcMar>
+              <w:top w:w="100" w:type="dxa"/>
+              <w:left w:w="100" w:type="dxa"/>
+              <w:bottom w:w="100" w:type="dxa"/>
+              <w:right w:w="100" w:type="dxa"/>
+            </w:tcMar>
+            <w:vAlign w:val="center"/>
+          </w:tcPr>
+          <w:p>
+            <w:pPr>
+              <w:jc w:val="center"/>
+              <w:rPr>
+                <w:rFonts w:ascii="Times New Roman" w:eastAsia="Times New Roman" w:hAnsi="Times New Roman" w:cs="Times New Roman"/>
+                <w:sz w:val="24"/>
+              </w:rPr>
+            </w:pPr>
+            <w:r>
+              <w:rPr>
+                <w:rFonts w:ascii="Times New Roman" w:eastAsia="Times New Roman" w:hAnsi="Times New Roman" w:cs="Times New Roman"/>
+              </w:rPr>
+              <w:t>16</w:t>
+            </w:r>
+          </w:p>
+        </w:tc>
+        <w:tc>
+          <w:tcPr>
+            <w:tcW w:w="1417" w:type="dxa"/>
+            <w:tcMar>
+              <w:top w:w="100" w:type="dxa"/>
+              <w:left w:w="100" w:type="dxa"/>
+              <w:bottom w:w="100" w:type="dxa"/>
+              <w:right w:w="100" w:type="dxa"/>
+            </w:tcMar>
+            <w:vAlign w:val="center"/>
+          </w:tcPr>
+          <w:p>
+            <w:pPr>
+              <w:jc w:val="center"/>
+              <w:rPr>
+                <w:rFonts w:ascii="Times New Roman" w:eastAsia="Times New Roman" w:hAnsi="Times New Roman" w:cs="Times New Roman"/>
+                <w:sz w:val="24"/>
+              </w:rPr>
+            </w:pPr>
+            <w:r>
+              <w:rPr>
+                <w:rFonts w:ascii="Times New Roman" w:eastAsia="Times New Roman" w:hAnsi="Times New Roman" w:cs="Times New Roman"/>
+              </w:rPr>
+              <w:t>5224</w:t>
+            </w:r>
+          </w:p>
+        </w:tc>
+        <w:tc>
+          <w:tcPr>
+            <w:tcW w:w="6123" w:type="dxa"/>
+            <w:tcMar>
+              <w:top w:w="100" w:type="dxa"/>
+              <w:left w:w="100" w:type="dxa"/>
+              <w:bottom w:w="100" w:type="dxa"/>
+              <w:right w:w="100" w:type="dxa"/>
+            </w:tcMar>
+            <w:vAlign w:val="center"/>
+          </w:tcPr>
+          <w:p>
+            <w:pPr>
+              <w:rPr>
+                <w:rFonts w:ascii="Times New Roman" w:eastAsia="Times New Roman" w:hAnsi="Times New Roman" w:cs="Times New Roman"/>
+                <w:sz w:val="24"/>
+              </w:rPr>
+            </w:pPr>
+            <w:r>
+              <w:rPr>
+                <w:rFonts w:ascii="Times New Roman" w:eastAsia="Times New Roman" w:hAnsi="Times New Roman" w:cs="Times New Roman"/>
+              </w:rPr>
+              <w:t>Bốc xếp hàng hóa. (trừ bốc xếp hàng hóa cảng hàng không)</w:t>
+            </w:r>
+          </w:p>
+        </w:tc>
+        <w:tc>
+          <w:tcPr>
+            <w:tcW w:w="1247" w:type="dxa"/>
+            <w:tcMar>
+              <w:top w:w="100" w:type="dxa"/>
+              <w:left w:w="100" w:type="dxa"/>
+              <w:bottom w:w="100" w:type="dxa"/>
+              <w:right w:w="100" w:type="dxa"/>
+            </w:tcMar>
+            <w:vAlign w:val="center"/>
+          </w:tcPr>
+          <w:p>
+            <w:pPr>
+              <w:jc w:val="center"/>
+              <w:rPr>
+                <w:rFonts w:ascii="Times New Roman" w:eastAsia="Times New Roman" w:hAnsi="Times New Roman" w:cs="Times New Roman"/>
+                <w:sz w:val="24"/>
+              </w:rPr>
+            </w:pPr>
+          </w:p>
         </w:tc>
       </w:tr>
     </w:tbl>
@@ -7485,7 +8476,25 @@
           <w:szCs w:val="28"/>
           <w:lang w:eastAsia="zh-CN"/>
         </w:rPr>
-        <w:t>Vốn điều lệ (bằng số; VNĐ): 1.000.000.000 VNĐ</w:t>
+        <w:t xml:space="preserve">Vốn điều lệ (bằng số; VNĐ): </w:t>
+      </w:r>
+      <w:r>
+        <w:rPr>
+          <w:rFonts w:ascii="Times New Roman" w:eastAsia="Times New Roman" w:hAnsi="Times New Roman" w:cs="Times New Roman"/>
+          <w:sz w:val="28"/>
+          <w:szCs w:val="28"/>
+          <w:lang w:eastAsia="zh-CN"/>
+        </w:rPr>
+        <w:t>3.800.000.000</w:t>
+      </w:r>
+      <w:r>
+        <w:rPr>
+          <w:rFonts w:ascii="Times New Roman" w:eastAsia="Times New Roman" w:hAnsi="Times New Roman" w:cs="Times New Roman"/>
+          <w:sz w:val="28"/>
+          <w:szCs w:val="28"/>
+          <w:lang w:eastAsia="zh-CN"/>
+        </w:rPr>
+        <w:t xml:space="preserve"> VNĐ</w:t>
       </w:r>
     </w:p>
     <w:p>
@@ -7569,27 +8578,7 @@
           <w:szCs w:val="28"/>
           <w:lang w:eastAsia="zh-CN"/>
         </w:rPr>
-        <w:t>Một</w:t>
-      </w:r>
-      <w:bookmarkStart w:id="0" w:name="_GoBack"/>
-      <w:bookmarkEnd w:id="0"/>
-      <w:r>
-        <w:rPr>
-          <w:rFonts w:ascii="Times New Roman" w:eastAsia="Times New Roman" w:hAnsi="Times New Roman" w:cs="Times New Roman"/>
-          <w:sz w:val="28"/>
-          <w:szCs w:val="28"/>
-          <w:lang w:eastAsia="zh-CN"/>
-        </w:rPr>
-        <w:t xml:space="preserve"> tỷ</w:t>
-      </w:r>
-      <w:r>
-        <w:rPr>
-          <w:rFonts w:ascii="Times New Roman" w:eastAsia="Times New Roman" w:hAnsi="Times New Roman" w:cs="Times New Roman"/>
-          <w:sz w:val="28"/>
-          <w:szCs w:val="28"/>
-          <w:lang w:eastAsia="zh-CN"/>
-        </w:rPr>
-        <w:t xml:space="preserve"> đồng</w:t>
+        <w:t>Ba tỷ tám trăm triệu đồng</w:t>
       </w:r>
     </w:p>
     <w:p>
@@ -7886,7 +8875,7 @@
           <w:lang w:eastAsia="zh-CN"/>
         </w:rPr>
       </w:pPr>
-      <w:bookmarkStart w:id="1" w:name="_Hlk185520598"/>
+      <w:bookmarkStart w:id="0" w:name="_Hlk185520598"/>
       <w:r>
         <w:rPr>
           <w:rFonts w:ascii="Times New Roman" w:eastAsia="Times New Roman" w:hAnsi="Times New Roman" w:cs="Times New Roman"/>
@@ -8251,7 +9240,23 @@
                 <w:sz w:val="28"/>
                 <w:szCs w:val="28"/>
               </w:rPr>
-              <w:t>1.000.000.000 VNĐ</w:t>
+              <w:t>3.800.000.000</w:t>
+            </w:r>
+            <w:r>
+              <w:rPr>
+                <w:rFonts w:ascii="Times New Roman" w:hAnsi="Times New Roman" w:cs="Times New Roman"/>
+                <w:sz w:val="28"/>
+                <w:szCs w:val="28"/>
+              </w:rPr>
+              <w:t xml:space="preserve"> </w:t>
+            </w:r>
+            <w:r>
+              <w:rPr>
+                <w:rFonts w:ascii="Times New Roman" w:hAnsi="Times New Roman" w:cs="Times New Roman"/>
+                <w:sz w:val="28"/>
+                <w:szCs w:val="28"/>
+              </w:rPr>
+              <w:t>VNĐ</w:t>
             </w:r>
           </w:p>
         </w:tc>
@@ -8526,7 +9531,23 @@
                 <w:sz w:val="28"/>
                 <w:szCs w:val="28"/>
               </w:rPr>
-              <w:t>1.000.000.000 VNĐ</w:t>
+              <w:t>3.800.000.000</w:t>
+            </w:r>
+            <w:r>
+              <w:rPr>
+                <w:rFonts w:ascii="Times New Roman" w:hAnsi="Times New Roman" w:cs="Times New Roman"/>
+                <w:sz w:val="28"/>
+                <w:szCs w:val="28"/>
+              </w:rPr>
+              <w:t xml:space="preserve"> </w:t>
+            </w:r>
+            <w:r>
+              <w:rPr>
+                <w:rFonts w:ascii="Times New Roman" w:hAnsi="Times New Roman" w:cs="Times New Roman"/>
+                <w:sz w:val="28"/>
+                <w:szCs w:val="28"/>
+              </w:rPr>
+              <w:t>VNĐ</w:t>
             </w:r>
           </w:p>
         </w:tc>
@@ -8567,7 +9588,7 @@
         </w:tc>
       </w:tr>
     </w:tbl>
-    <w:bookmarkEnd w:id="1"/>
+    <w:bookmarkEnd w:id="0"/>
     <w:p>
       <w:pPr>
         <w:tabs>
@@ -8830,7 +9851,7 @@
           <w:szCs w:val="28"/>
           <w:lang w:eastAsia="zh-CN"/>
         </w:rPr>
-        <w:t>TRẦN NGỌC NHÂN</w:t>
+        <w:t>HÀ THỊ NGỌC TRINH</w:t>
       </w:r>
     </w:p>
     <w:p>
@@ -8863,7 +9884,7 @@
           <w:sz w:val="28"/>
           <w:szCs w:val="28"/>
         </w:rPr>
-        <w:t>28/02/1989</w:t>
+        <w:t>26/01/1992</w:t>
       </w:r>
     </w:p>
     <w:p>
@@ -8896,7 +9917,7 @@
           <w:sz w:val="28"/>
           <w:szCs w:val="28"/>
         </w:rPr>
-        <w:t>Nam</w:t>
+        <w:t>Nữ</w:t>
       </w:r>
     </w:p>
     <w:p>
@@ -8934,7 +9955,7 @@
           <w:sz w:val="28"/>
           <w:szCs w:val="28"/>
         </w:rPr>
-        <w:t>051089009598</w:t>
+        <w:t>052192021204</w:t>
       </w:r>
     </w:p>
     <w:p>
@@ -8970,7 +9991,7 @@
           <w:szCs w:val="28"/>
           <w:lang w:eastAsia="zh-CN"/>
         </w:rPr>
-        <w:t>Giám đốc</w:t>
+        <w:t>Chủ tịch kiêm Giám đốc</w:t>
       </w:r>
     </w:p>
     <w:p>
@@ -9018,7 +10039,16 @@
           <w:sz w:val="28"/>
           <w:szCs w:val="28"/>
         </w:rPr>
-        <w:t>Số nhà/phòng, ngách/hẻm, ngõ/kiệt, đường/phố/đại lộ, tổ/xóm/ấp/thôn: Số 97 đường số 3, khu phố Nhị Đồng 1</w:t>
+        <w:t xml:space="preserve">Số nhà/phòng, ngách/hẻm, ngõ/kiệt, đường/phố/đại lộ, tổ/xóm/ấp/thôn: </w:t>
+      </w:r>
+      <w:r>
+        <w:rPr>
+          <w:rFonts w:ascii="Times New Roman" w:eastAsia="Calibri" w:hAnsi="Times New Roman" w:cs="Times New Roman"/>
+          <w:spacing w:val="-8"/>
+          <w:sz w:val="28"/>
+          <w:szCs w:val="28"/>
+        </w:rPr>
+        <w:t>Đội 1, Thôn Vân Triêm</w:t>
       </w:r>
     </w:p>
     <w:p>
@@ -9045,7 +10075,7 @@
           <w:sz w:val="28"/>
           <w:szCs w:val="28"/>
         </w:rPr>
-        <w:t>Phường Dĩ An</w:t>
+        <w:t>Xã Ngô Mây</w:t>
       </w:r>
     </w:p>
     <w:p>
@@ -9083,7 +10113,7 @@
           <w:sz w:val="28"/>
           <w:szCs w:val="28"/>
         </w:rPr>
-        <w:t>Thành phố Hồ Chí Minh</w:t>
+        <w:t>Tỉnh Gia Lai</w:t>
       </w:r>
     </w:p>
     <w:p>
@@ -9178,31 +10208,7 @@
           <w:sz w:val="28"/>
           <w:szCs w:val="28"/>
         </w:rPr>
-        <w:t xml:space="preserve">: </w:t>
-      </w:r>
-      <w:r>
-        <w:rPr>
-          <w:rFonts w:ascii="Times New Roman" w:eastAsia="Calibri" w:hAnsi="Times New Roman" w:cs="Times New Roman"/>
-          <w:sz w:val="28"/>
-          <w:szCs w:val="28"/>
-        </w:rPr>
-        <w:t>0933.550.224</w:t>
-      </w:r>
-      <w:r>
-        <w:rPr>
-          <w:rFonts w:ascii="Times New Roman" w:eastAsia="Calibri" w:hAnsi="Times New Roman" w:cs="Times New Roman"/>
-          <w:sz w:val="28"/>
-          <w:szCs w:val="28"/>
-        </w:rPr>
-        <w:t xml:space="preserve"> </w:t>
-      </w:r>
-      <w:r>
-        <w:rPr>
-          <w:rFonts w:ascii="Times New Roman" w:eastAsia="Calibri" w:hAnsi="Times New Roman" w:cs="Times New Roman"/>
-          <w:sz w:val="28"/>
-          <w:szCs w:val="28"/>
-        </w:rPr>
-        <w:t>Thư điện tử</w:t>
+        <w:t>: Thư điện tử</w:t>
       </w:r>
       <w:r>
         <w:rPr>
@@ -9783,7 +10789,7 @@
                 <w:szCs w:val="28"/>
                 <w:lang w:eastAsia="zh-CN"/>
               </w:rPr>
-              <w:t>TRẦN NGỌC NHÂN</w:t>
+              <w:t>HÀ THỊ NGỌC TRINH</w:t>
             </w:r>
           </w:p>
           <w:p>
@@ -9812,7 +10818,7 @@
                 <w:sz w:val="28"/>
                 <w:szCs w:val="28"/>
               </w:rPr>
-              <w:t>28/02/1989</w:t>
+              <w:t>26/01/1992</w:t>
             </w:r>
           </w:p>
           <w:p>
@@ -9842,7 +10848,7 @@
                 <w:sz w:val="28"/>
                 <w:szCs w:val="28"/>
               </w:rPr>
-              <w:t>Nam</w:t>
+              <w:t>Nữ</w:t>
             </w:r>
           </w:p>
           <w:p>
@@ -9874,7 +10880,7 @@
                 <w:szCs w:val="28"/>
                 <w:lang w:eastAsia="zh-CN"/>
               </w:rPr>
-              <w:t>051089009598</w:t>
+              <w:t>052192021204</w:t>
             </w:r>
           </w:p>
           <w:p>
@@ -9898,24 +10904,6 @@
             </w:r>
             <w:r>
               <w:t xml:space="preserve"> </w:t>
-            </w:r>
-            <w:r>
-              <w:rPr>
-                <w:rFonts w:ascii="Times New Roman" w:eastAsia="Times New Roman" w:hAnsi="Times New Roman" w:cs="Times New Roman"/>
-                <w:sz w:val="28"/>
-                <w:szCs w:val="28"/>
-                <w:lang w:eastAsia="zh-CN"/>
-              </w:rPr>
-              <w:t>0933.550.224</w:t>
-            </w:r>
-            <w:r>
-              <w:rPr>
-                <w:rFonts w:ascii="Times New Roman" w:eastAsia="Times New Roman" w:hAnsi="Times New Roman" w:cs="Times New Roman"/>
-                <w:sz w:val="28"/>
-                <w:szCs w:val="28"/>
-                <w:lang w:eastAsia="zh-CN"/>
-              </w:rPr>
-              <w:t>......................................................................</w:t>
             </w:r>
           </w:p>
         </w:tc>
@@ -11424,7 +12412,7 @@
                 <w:szCs w:val="28"/>
                 <w:lang w:eastAsia="zh-CN"/>
               </w:rPr>
-              <w:t>1</w:t>
+              <w:t>5</w:t>
             </w:r>
             <w:r>
               <w:rPr>
@@ -13662,8 +14650,10 @@
                 <w:szCs w:val="26"/>
                 <w:lang w:eastAsia="zh-CN"/>
               </w:rPr>
-              <w:t>TRẦN NGỌC NHÂN</w:t>
-            </w:r>
+              <w:t>HÀ THỊ NGỌC TRINH</w:t>
+            </w:r>
+            <w:bookmarkStart w:id="1" w:name="_GoBack"/>
+            <w:bookmarkEnd w:id="1"/>
           </w:p>
         </w:tc>
       </w:tr>
@@ -13675,7 +14665,7 @@
       </w:pPr>
     </w:p>
     <w:sectPr>
-      <w:headerReference w:type="first" r:id="rId7"/>
+      <w:headerReference w:type="first" r:id="rId8"/>
       <w:footnotePr>
         <w:numRestart w:val="eachSect"/>
       </w:footnotePr>
@@ -14754,6 +15744,40 @@
       </w:tblBorders>
     </w:tblPr>
   </w:style>
+  <w:style w:type="table" w:customStyle="1" w:styleId="TableGrid2">
+    <w:name w:val="Table Grid2"/>
+    <w:basedOn w:val="TableNormal"/>
+    <w:next w:val="TableGrid"/>
+    <w:uiPriority w:val="59"/>
+    <w:rsid w:val="004B7271"/>
+    <w:pPr>
+      <w:spacing w:after="0" w:line="240" w:lineRule="auto"/>
+    </w:pPr>
+    <w:rPr>
+      <w:rFonts w:eastAsia="MS Mincho"/>
+    </w:rPr>
+    <w:tblPr>
+      <w:tblBorders>
+        <w:top w:val="single" w:sz="4" w:space="0" w:color="auto"/>
+        <w:left w:val="single" w:sz="4" w:space="0" w:color="auto"/>
+        <w:bottom w:val="single" w:sz="4" w:space="0" w:color="auto"/>
+        <w:right w:val="single" w:sz="4" w:space="0" w:color="auto"/>
+        <w:insideH w:val="single" w:sz="4" w:space="0" w:color="auto"/>
+        <w:insideV w:val="single" w:sz="4" w:space="0" w:color="auto"/>
+      </w:tblBorders>
+    </w:tblPr>
+  </w:style>
+  <w:style w:type="character" w:styleId="Hyperlink">
+    <w:name w:val="Hyperlink"/>
+    <w:basedOn w:val="DefaultParagraphFont"/>
+    <w:uiPriority w:val="99"/>
+    <w:unhideWhenUsed/>
+    <w:rsid w:val="00AB2C08"/>
+    <w:rPr>
+      <w:color w:val="0563C1" w:themeColor="hyperlink"/>
+      <w:u w:val="single"/>
+    </w:rPr>
+  </w:style>
 </w:styles>
 </file>
 

--- a/CÔNG TY TNHH TÍN ANH/TinAnh_ChuyenDoiLoaiHinhDN/TinAnh_DeNghi_MauSo3_DaDien.docx
+++ b/CÔNG TY TNHH TÍN ANH/TinAnh_ChuyenDoiLoaiHinhDN/TinAnh_DeNghi_MauSo3_DaDien.docx
@@ -9982,16 +9982,27 @@
           <w:szCs w:val="28"/>
           <w:lang w:eastAsia="zh-CN"/>
         </w:rPr>
-        <w:t xml:space="preserve">Chức danh: </w:t>
-      </w:r>
-      <w:r>
-        <w:rPr>
-          <w:rFonts w:ascii="Times New Roman" w:eastAsia="Times New Roman" w:hAnsi="Times New Roman" w:cs="Times New Roman"/>
-          <w:sz w:val="28"/>
-          <w:szCs w:val="28"/>
-          <w:lang w:eastAsia="zh-CN"/>
-        </w:rPr>
-        <w:t>Chủ tịch kiêm Giám đốc</w:t>
+        <w:t>Chức danh:</w:t>
+      </w:r>
+      <w:r>
+        <w:rPr>
+          <w:rFonts w:ascii="Times New Roman" w:eastAsia="Times New Roman" w:hAnsi="Times New Roman" w:cs="Times New Roman"/>
+          <w:sz w:val="28"/>
+          <w:szCs w:val="28"/>
+          <w:lang w:eastAsia="zh-CN"/>
+        </w:rPr>
+        <w:t xml:space="preserve"> </w:t>
+      </w:r>
+      <w:bookmarkStart w:id="1" w:name="_GoBack"/>
+      <w:bookmarkEnd w:id="1"/>
+      <w:r>
+        <w:rPr>
+          <w:rFonts w:ascii="Times New Roman" w:eastAsia="Times New Roman" w:hAnsi="Times New Roman" w:cs="Times New Roman"/>
+          <w:sz w:val="28"/>
+          <w:szCs w:val="28"/>
+          <w:lang w:eastAsia="zh-CN"/>
+        </w:rPr>
+        <w:t xml:space="preserve"> Giám đốc</w:t>
       </w:r>
     </w:p>
     <w:p>
@@ -14652,8 +14663,6 @@
               </w:rPr>
               <w:t>HÀ THỊ NGỌC TRINH</w:t>
             </w:r>
-            <w:bookmarkStart w:id="1" w:name="_GoBack"/>
-            <w:bookmarkEnd w:id="1"/>
           </w:p>
         </w:tc>
       </w:tr>
